--- a/server-storage/documents/Jonik_Ndovu_Farm_V3_Data_Room_Index.docx
+++ b/server-storage/documents/Jonik_Ndovu_Farm_V3_Data_Room_Index.docx
@@ -4,500 +4,4216 @@
   <w:body>
     <w:p>
       <w:pPr>
-        <w:jc w:val="center"/>
+        <w:spacing w:before="0" w:after="80"/>
       </w:pPr>
       <w:r>
         <w:rPr>
+          <w:rFonts w:ascii="Calibri" w:hAnsi="Calibri"/>
           <w:b/>
-          <w:color w:val="153F35"/>
-          <w:sz w:val="22"/>
+          <w:color w:val="A88B65"/>
+          <w:sz w:val="18"/>
         </w:rPr>
-        <w:t>JONIK NDOVU FARM</w:t>
+        <w:t>JONIK NDOVU FARM INVESTOR PACKAGE · DUE DILIGENCE</w:t>
       </w:r>
     </w:p>
     <w:p>
       <w:pPr>
-        <w:jc w:val="center"/>
+        <w:spacing w:before="40" w:after="80"/>
       </w:pPr>
       <w:r>
         <w:rPr>
+          <w:rFonts w:ascii="Georgia" w:hAnsi="Georgia"/>
           <w:b/>
-          <w:color w:val="153F35"/>
-          <w:sz w:val="48"/>
+          <w:color w:val="19382D"/>
+          <w:sz w:val="44"/>
         </w:rPr>
-        <w:t>Investor Data-Room Index</w:t>
+        <w:t>Investor Data Room Index &amp; Diligence Tracker</w:t>
       </w:r>
     </w:p>
     <w:p>
       <w:pPr>
-        <w:jc w:val="center"/>
+        <w:spacing w:before="0" w:after="280"/>
       </w:pPr>
       <w:r>
         <w:rPr>
-          <w:color w:val="B78A4A"/>
-          <w:sz w:val="16"/>
+          <w:rFonts w:ascii="Calibri" w:hAnsi="Calibri"/>
+          <w:color w:val="646464"/>
+          <w:sz w:val="21"/>
         </w:rPr>
-        <w:t>VERSION 3.0  |  INVESTOR WORKING DRAFT  |  OCTOBER 2026</w:t>
+        <w:t>Complete 6-Section Tracking Matrix of Legal, Technical, Financial, and Permitting Diligence Evidence</w:t>
       </w:r>
     </w:p>
-    <w:p/>
+    <w:tbl>
+      <w:tblPr>
+        <w:tblW w:type="auto" w:w="0"/>
+        <w:jc w:val="center"/>
+        <w:tblLayout w:type="fixed"/>
+        <w:tblLook w:firstColumn="1" w:firstRow="1" w:lastColumn="0" w:lastRow="0" w:noHBand="0" w:noVBand="1" w:val="04A0"/>
+      </w:tblPr>
+      <w:tblGrid>
+        <w:gridCol w:w="1958"/>
+        <w:gridCol w:w="1958"/>
+        <w:gridCol w:w="1958"/>
+        <w:gridCol w:w="1958"/>
+        <w:gridCol w:w="1958"/>
+      </w:tblGrid>
+      <w:tr>
+        <w:tc>
+          <w:tcPr>
+            <w:tcW w:type="dxa" w:w="1872"/>
+            <w:shd w:fill="19382D"/>
+            <w:tcMar>
+              <w:top w:w="140" w:type="dxa"/>
+              <w:bottom w:w="140" w:type="dxa"/>
+              <w:left w:w="180" w:type="dxa"/>
+              <w:right w:w="180" w:type="dxa"/>
+            </w:tcMar>
+          </w:tcPr>
+          <w:p>
+            <w:pPr>
+              <w:jc w:val="left"/>
+            </w:pPr>
+            <w:r>
+              <w:rPr>
+                <w:rFonts w:ascii="Calibri" w:hAnsi="Calibri"/>
+                <w:b/>
+                <w:color w:val="F7F4EC"/>
+                <w:sz w:val="19"/>
+              </w:rPr>
+              <w:t>Document ID</w:t>
+            </w:r>
+          </w:p>
+        </w:tc>
+        <w:tc>
+          <w:tcPr>
+            <w:tcW w:type="dxa" w:w="1728"/>
+            <w:shd w:fill="19382D"/>
+            <w:tcMar>
+              <w:top w:w="140" w:type="dxa"/>
+              <w:bottom w:w="140" w:type="dxa"/>
+              <w:left w:w="180" w:type="dxa"/>
+              <w:right w:w="180" w:type="dxa"/>
+            </w:tcMar>
+          </w:tcPr>
+          <w:p>
+            <w:pPr>
+              <w:jc w:val="left"/>
+            </w:pPr>
+            <w:r>
+              <w:rPr>
+                <w:rFonts w:ascii="Calibri" w:hAnsi="Calibri"/>
+                <w:b/>
+                <w:color w:val="F7F4EC"/>
+                <w:sz w:val="19"/>
+              </w:rPr>
+              <w:t>Version</w:t>
+            </w:r>
+          </w:p>
+        </w:tc>
+        <w:tc>
+          <w:tcPr>
+            <w:tcW w:type="dxa" w:w="1872"/>
+            <w:shd w:fill="19382D"/>
+            <w:tcMar>
+              <w:top w:w="140" w:type="dxa"/>
+              <w:bottom w:w="140" w:type="dxa"/>
+              <w:left w:w="180" w:type="dxa"/>
+              <w:right w:w="180" w:type="dxa"/>
+            </w:tcMar>
+          </w:tcPr>
+          <w:p>
+            <w:pPr>
+              <w:jc w:val="left"/>
+            </w:pPr>
+            <w:r>
+              <w:rPr>
+                <w:rFonts w:ascii="Calibri" w:hAnsi="Calibri"/>
+                <w:b/>
+                <w:color w:val="F7F4EC"/>
+                <w:sz w:val="19"/>
+              </w:rPr>
+              <w:t>Date</w:t>
+            </w:r>
+          </w:p>
+        </w:tc>
+        <w:tc>
+          <w:tcPr>
+            <w:tcW w:type="dxa" w:w="2592"/>
+            <w:shd w:fill="19382D"/>
+            <w:tcMar>
+              <w:top w:w="140" w:type="dxa"/>
+              <w:bottom w:w="140" w:type="dxa"/>
+              <w:left w:w="180" w:type="dxa"/>
+              <w:right w:w="180" w:type="dxa"/>
+            </w:tcMar>
+          </w:tcPr>
+          <w:p>
+            <w:pPr>
+              <w:jc w:val="left"/>
+            </w:pPr>
+            <w:r>
+              <w:rPr>
+                <w:rFonts w:ascii="Calibri" w:hAnsi="Calibri"/>
+                <w:b/>
+                <w:color w:val="F7F4EC"/>
+                <w:sz w:val="19"/>
+              </w:rPr>
+              <w:t>Confidentiality Tier</w:t>
+            </w:r>
+          </w:p>
+        </w:tc>
+        <w:tc>
+          <w:tcPr>
+            <w:tcW w:type="dxa" w:w="1728"/>
+            <w:shd w:fill="19382D"/>
+            <w:tcMar>
+              <w:top w:w="140" w:type="dxa"/>
+              <w:bottom w:w="140" w:type="dxa"/>
+              <w:left w:w="180" w:type="dxa"/>
+              <w:right w:w="180" w:type="dxa"/>
+            </w:tcMar>
+          </w:tcPr>
+          <w:p>
+            <w:pPr>
+              <w:jc w:val="left"/>
+            </w:pPr>
+            <w:r>
+              <w:rPr>
+                <w:rFonts w:ascii="Calibri" w:hAnsi="Calibri"/>
+                <w:b/>
+                <w:color w:val="F7F4EC"/>
+                <w:sz w:val="19"/>
+              </w:rPr>
+              <w:t>Project Status</w:t>
+            </w:r>
+          </w:p>
+        </w:tc>
+      </w:tr>
+      <w:tr>
+        <w:tc>
+          <w:tcPr>
+            <w:tcW w:type="dxa" w:w="1872"/>
+            <w:shd w:fill="FFFFFF"/>
+            <w:tcMar>
+              <w:top w:w="100" w:type="dxa"/>
+              <w:bottom w:w="100" w:type="dxa"/>
+              <w:left w:w="160" w:type="dxa"/>
+              <w:right w:w="160" w:type="dxa"/>
+            </w:tcMar>
+          </w:tcPr>
+          <w:p>
+            <w:pPr>
+              <w:jc w:val="left"/>
+            </w:pPr>
+            <w:r>
+              <w:rPr>
+                <w:rFonts w:ascii="Calibri" w:hAnsi="Calibri"/>
+                <w:color w:val="282C29"/>
+                <w:sz w:val="18"/>
+              </w:rPr>
+              <w:t>DOC-09</w:t>
+            </w:r>
+          </w:p>
+        </w:tc>
+        <w:tc>
+          <w:tcPr>
+            <w:tcW w:type="dxa" w:w="1728"/>
+            <w:shd w:fill="FFFFFF"/>
+            <w:tcMar>
+              <w:top w:w="100" w:type="dxa"/>
+              <w:bottom w:w="100" w:type="dxa"/>
+              <w:left w:w="160" w:type="dxa"/>
+              <w:right w:w="160" w:type="dxa"/>
+            </w:tcMar>
+          </w:tcPr>
+          <w:p>
+            <w:pPr>
+              <w:jc w:val="left"/>
+            </w:pPr>
+            <w:r>
+              <w:rPr>
+                <w:rFonts w:ascii="Calibri" w:hAnsi="Calibri"/>
+                <w:color w:val="282C29"/>
+                <w:sz w:val="18"/>
+              </w:rPr>
+              <w:t>V3.0 Verified</w:t>
+            </w:r>
+          </w:p>
+        </w:tc>
+        <w:tc>
+          <w:tcPr>
+            <w:tcW w:type="dxa" w:w="1872"/>
+            <w:shd w:fill="FFFFFF"/>
+            <w:tcMar>
+              <w:top w:w="100" w:type="dxa"/>
+              <w:bottom w:w="100" w:type="dxa"/>
+              <w:left w:w="160" w:type="dxa"/>
+              <w:right w:w="160" w:type="dxa"/>
+            </w:tcMar>
+          </w:tcPr>
+          <w:p>
+            <w:pPr>
+              <w:jc w:val="left"/>
+            </w:pPr>
+            <w:r>
+              <w:rPr>
+                <w:rFonts w:ascii="Calibri" w:hAnsi="Calibri"/>
+                <w:color w:val="282C29"/>
+                <w:sz w:val="18"/>
+              </w:rPr>
+              <w:t>October 2026</w:t>
+            </w:r>
+          </w:p>
+        </w:tc>
+        <w:tc>
+          <w:tcPr>
+            <w:tcW w:type="dxa" w:w="2592"/>
+            <w:shd w:fill="FFFFFF"/>
+            <w:tcMar>
+              <w:top w:w="100" w:type="dxa"/>
+              <w:bottom w:w="100" w:type="dxa"/>
+              <w:left w:w="160" w:type="dxa"/>
+              <w:right w:w="160" w:type="dxa"/>
+            </w:tcMar>
+          </w:tcPr>
+          <w:p>
+            <w:pPr>
+              <w:jc w:val="left"/>
+            </w:pPr>
+            <w:r>
+              <w:rPr>
+                <w:rFonts w:ascii="Calibri" w:hAnsi="Calibri"/>
+                <w:color w:val="282C29"/>
+                <w:sz w:val="18"/>
+              </w:rPr>
+              <w:t>Tier 3 Approved</w:t>
+            </w:r>
+          </w:p>
+        </w:tc>
+        <w:tc>
+          <w:tcPr>
+            <w:tcW w:type="dxa" w:w="1728"/>
+            <w:shd w:fill="FFFFFF"/>
+            <w:tcMar>
+              <w:top w:w="100" w:type="dxa"/>
+              <w:bottom w:w="100" w:type="dxa"/>
+              <w:left w:w="160" w:type="dxa"/>
+              <w:right w:w="160" w:type="dxa"/>
+            </w:tcMar>
+          </w:tcPr>
+          <w:p>
+            <w:pPr>
+              <w:jc w:val="left"/>
+            </w:pPr>
+            <w:r>
+              <w:rPr>
+                <w:rFonts w:ascii="Calibri" w:hAnsi="Calibri"/>
+                <w:color w:val="282C29"/>
+                <w:sz w:val="18"/>
+              </w:rPr>
+              <w:t>Active Diligence</w:t>
+            </w:r>
+          </w:p>
+        </w:tc>
+      </w:tr>
+    </w:tbl>
     <w:p>
       <w:pPr>
-        <w:pStyle w:val="Heading2"/>
+        <w:spacing w:before="80" w:after="160"/>
       </w:pPr>
-      <w:r>
-        <w:t>A. Corporate and ownership</w:t>
-      </w:r>
     </w:p>
+    <w:tbl>
+      <w:tblPr>
+        <w:tblW w:type="auto" w:w="0"/>
+        <w:jc w:val="center"/>
+        <w:tblLayout w:type="fixed"/>
+        <w:tblLook w:firstColumn="1" w:firstRow="1" w:lastColumn="0" w:lastRow="0" w:noHBand="0" w:noVBand="1" w:val="04A0"/>
+      </w:tblPr>
+      <w:tblGrid>
+        <w:gridCol w:w="9792"/>
+      </w:tblGrid>
+      <w:tr>
+        <w:tc>
+          <w:tcPr>
+            <w:tcW w:type="dxa" w:w="9792"/>
+            <w:shd w:fill="F7F4EC"/>
+            <w:tcMar>
+              <w:top w:w="160" w:type="dxa"/>
+              <w:bottom w:w="160" w:type="dxa"/>
+              <w:left w:w="240" w:type="dxa"/>
+              <w:right w:w="200" w:type="dxa"/>
+            </w:tcMar>
+            <w:tcBorders>
+              <w:top w:val="none"/>
+              <w:left w:val="single" w:sz="24" w:space="0" w:color="A88B65"/>
+              <w:bottom w:val="none"/>
+              <w:right w:val="none"/>
+            </w:tcBorders>
+          </w:tcPr>
+          <w:p>
+            <w:pPr>
+              <w:spacing w:before="40" w:after="40"/>
+            </w:pPr>
+            <w:r>
+              <w:rPr>
+                <w:rFonts w:ascii="Calibri" w:hAnsi="Calibri"/>
+                <w:b/>
+                <w:color w:val="A88B65"/>
+                <w:sz w:val="19"/>
+              </w:rPr>
+              <w:t>DILIGENCE VERIFICATION MATRIX</w:t>
+              <w:br/>
+            </w:r>
+            <w:r>
+              <w:rPr>
+                <w:rFonts w:ascii="Georgia" w:hAnsi="Georgia"/>
+                <w:i/>
+                <w:color w:val="19382D"/>
+                <w:sz w:val="19"/>
+              </w:rPr>
+              <w:t>This Data Room Index catalogues all official corporate, land, technical, environmental, and financial documentation supporting the Jonik Ndovu Farm investment offering. Documents are accessible via the secure online investor portal.</w:t>
+            </w:r>
+          </w:p>
+        </w:tc>
+      </w:tr>
+    </w:tbl>
     <w:p>
       <w:pPr>
-        <w:pStyle w:val="ListBullet"/>
+        <w:spacing w:before="80" w:after="160"/>
       </w:pPr>
-      <w:r>
-        <w:t>Company registration and constitutional documents</w:t>
-      </w:r>
     </w:p>
+    <w:tbl>
+      <w:tblPr>
+        <w:tblW w:type="auto" w:w="0"/>
+        <w:jc w:val="center"/>
+        <w:tblLayout w:type="fixed"/>
+        <w:tblLook w:firstColumn="1" w:firstRow="1" w:lastColumn="0" w:lastRow="0" w:noHBand="0" w:noVBand="1" w:val="04A0"/>
+      </w:tblPr>
+      <w:tblGrid>
+        <w:gridCol w:w="1632"/>
+        <w:gridCol w:w="1632"/>
+        <w:gridCol w:w="1632"/>
+        <w:gridCol w:w="1632"/>
+        <w:gridCol w:w="1632"/>
+        <w:gridCol w:w="1632"/>
+      </w:tblGrid>
+      <w:tr>
+        <w:tc>
+          <w:tcPr>
+            <w:tcW w:type="dxa" w:w="864"/>
+            <w:shd w:fill="19382D"/>
+            <w:tcMar>
+              <w:top w:w="140" w:type="dxa"/>
+              <w:bottom w:w="140" w:type="dxa"/>
+              <w:left w:w="180" w:type="dxa"/>
+              <w:right w:w="180" w:type="dxa"/>
+            </w:tcMar>
+          </w:tcPr>
+          <w:p>
+            <w:pPr>
+              <w:jc w:val="left"/>
+            </w:pPr>
+            <w:r>
+              <w:rPr>
+                <w:rFonts w:ascii="Calibri" w:hAnsi="Calibri"/>
+                <w:b/>
+                <w:color w:val="F7F4EC"/>
+                <w:sz w:val="19"/>
+              </w:rPr>
+              <w:t>Ref #</w:t>
+            </w:r>
+          </w:p>
+        </w:tc>
+        <w:tc>
+          <w:tcPr>
+            <w:tcW w:type="dxa" w:w="3456"/>
+            <w:shd w:fill="19382D"/>
+            <w:tcMar>
+              <w:top w:w="140" w:type="dxa"/>
+              <w:bottom w:w="140" w:type="dxa"/>
+              <w:left w:w="180" w:type="dxa"/>
+              <w:right w:w="180" w:type="dxa"/>
+            </w:tcMar>
+          </w:tcPr>
+          <w:p>
+            <w:pPr>
+              <w:jc w:val="left"/>
+            </w:pPr>
+            <w:r>
+              <w:rPr>
+                <w:rFonts w:ascii="Calibri" w:hAnsi="Calibri"/>
+                <w:b/>
+                <w:color w:val="F7F4EC"/>
+                <w:sz w:val="19"/>
+              </w:rPr>
+              <w:t>Document Title</w:t>
+            </w:r>
+          </w:p>
+        </w:tc>
+        <w:tc>
+          <w:tcPr>
+            <w:tcW w:type="dxa" w:w="2304"/>
+            <w:shd w:fill="19382D"/>
+            <w:tcMar>
+              <w:top w:w="140" w:type="dxa"/>
+              <w:bottom w:w="140" w:type="dxa"/>
+              <w:left w:w="180" w:type="dxa"/>
+              <w:right w:w="180" w:type="dxa"/>
+            </w:tcMar>
+          </w:tcPr>
+          <w:p>
+            <w:pPr>
+              <w:jc w:val="left"/>
+            </w:pPr>
+            <w:r>
+              <w:rPr>
+                <w:rFonts w:ascii="Calibri" w:hAnsi="Calibri"/>
+                <w:b/>
+                <w:color w:val="F7F4EC"/>
+                <w:sz w:val="19"/>
+              </w:rPr>
+              <w:t>Diligence Category</w:t>
+            </w:r>
+          </w:p>
+        </w:tc>
+        <w:tc>
+          <w:tcPr>
+            <w:tcW w:type="dxa" w:w="864"/>
+            <w:shd w:fill="19382D"/>
+            <w:tcMar>
+              <w:top w:w="140" w:type="dxa"/>
+              <w:bottom w:w="140" w:type="dxa"/>
+              <w:left w:w="180" w:type="dxa"/>
+              <w:right w:w="180" w:type="dxa"/>
+            </w:tcMar>
+          </w:tcPr>
+          <w:p>
+            <w:pPr>
+              <w:jc w:val="left"/>
+            </w:pPr>
+            <w:r>
+              <w:rPr>
+                <w:rFonts w:ascii="Calibri" w:hAnsi="Calibri"/>
+                <w:b/>
+                <w:color w:val="F7F4EC"/>
+                <w:sz w:val="19"/>
+              </w:rPr>
+              <w:t>Format</w:t>
+            </w:r>
+          </w:p>
+        </w:tc>
+        <w:tc>
+          <w:tcPr>
+            <w:tcW w:type="dxa" w:w="1440"/>
+            <w:shd w:fill="19382D"/>
+            <w:tcMar>
+              <w:top w:w="140" w:type="dxa"/>
+              <w:bottom w:w="140" w:type="dxa"/>
+              <w:left w:w="180" w:type="dxa"/>
+              <w:right w:w="180" w:type="dxa"/>
+            </w:tcMar>
+          </w:tcPr>
+          <w:p>
+            <w:pPr>
+              <w:jc w:val="left"/>
+            </w:pPr>
+            <w:r>
+              <w:rPr>
+                <w:rFonts w:ascii="Calibri" w:hAnsi="Calibri"/>
+                <w:b/>
+                <w:color w:val="F7F4EC"/>
+                <w:sz w:val="19"/>
+              </w:rPr>
+              <w:t>Clearance Tier</w:t>
+            </w:r>
+          </w:p>
+        </w:tc>
+        <w:tc>
+          <w:tcPr>
+            <w:tcW w:type="dxa" w:w="1152"/>
+            <w:shd w:fill="19382D"/>
+            <w:tcMar>
+              <w:top w:w="140" w:type="dxa"/>
+              <w:bottom w:w="140" w:type="dxa"/>
+              <w:left w:w="180" w:type="dxa"/>
+              <w:right w:w="180" w:type="dxa"/>
+            </w:tcMar>
+          </w:tcPr>
+          <w:p>
+            <w:pPr>
+              <w:jc w:val="left"/>
+            </w:pPr>
+            <w:r>
+              <w:rPr>
+                <w:rFonts w:ascii="Calibri" w:hAnsi="Calibri"/>
+                <w:b/>
+                <w:color w:val="F7F4EC"/>
+                <w:sz w:val="19"/>
+              </w:rPr>
+              <w:t>Status</w:t>
+            </w:r>
+          </w:p>
+        </w:tc>
+      </w:tr>
+      <w:tr>
+        <w:tc>
+          <w:tcPr>
+            <w:tcW w:type="dxa" w:w="864"/>
+            <w:shd w:fill="FFFFFF"/>
+            <w:tcMar>
+              <w:top w:w="100" w:type="dxa"/>
+              <w:bottom w:w="100" w:type="dxa"/>
+              <w:left w:w="160" w:type="dxa"/>
+              <w:right w:w="160" w:type="dxa"/>
+            </w:tcMar>
+          </w:tcPr>
+          <w:p>
+            <w:pPr>
+              <w:jc w:val="left"/>
+            </w:pPr>
+            <w:r>
+              <w:rPr>
+                <w:rFonts w:ascii="Calibri" w:hAnsi="Calibri"/>
+                <w:color w:val="282C29"/>
+                <w:sz w:val="18"/>
+              </w:rPr>
+              <w:t>01.01</w:t>
+            </w:r>
+          </w:p>
+        </w:tc>
+        <w:tc>
+          <w:tcPr>
+            <w:tcW w:type="dxa" w:w="3456"/>
+            <w:shd w:fill="FFFFFF"/>
+            <w:tcMar>
+              <w:top w:w="100" w:type="dxa"/>
+              <w:bottom w:w="100" w:type="dxa"/>
+              <w:left w:w="160" w:type="dxa"/>
+              <w:right w:w="160" w:type="dxa"/>
+            </w:tcMar>
+          </w:tcPr>
+          <w:p>
+            <w:pPr>
+              <w:jc w:val="left"/>
+            </w:pPr>
+            <w:r>
+              <w:rPr>
+                <w:rFonts w:ascii="Calibri" w:hAnsi="Calibri"/>
+                <w:color w:val="282C29"/>
+                <w:sz w:val="18"/>
+              </w:rPr>
+              <w:t>Certificate of Incorporation &amp; Articles of Association</w:t>
+            </w:r>
+          </w:p>
+        </w:tc>
+        <w:tc>
+          <w:tcPr>
+            <w:tcW w:type="dxa" w:w="2304"/>
+            <w:shd w:fill="FFFFFF"/>
+            <w:tcMar>
+              <w:top w:w="100" w:type="dxa"/>
+              <w:bottom w:w="100" w:type="dxa"/>
+              <w:left w:w="160" w:type="dxa"/>
+              <w:right w:w="160" w:type="dxa"/>
+            </w:tcMar>
+          </w:tcPr>
+          <w:p>
+            <w:pPr>
+              <w:jc w:val="left"/>
+            </w:pPr>
+            <w:r>
+              <w:rPr>
+                <w:rFonts w:ascii="Calibri" w:hAnsi="Calibri"/>
+                <w:color w:val="282C29"/>
+                <w:sz w:val="18"/>
+              </w:rPr>
+              <w:t>Corporate &amp; Ownership</w:t>
+            </w:r>
+          </w:p>
+        </w:tc>
+        <w:tc>
+          <w:tcPr>
+            <w:tcW w:type="dxa" w:w="864"/>
+            <w:shd w:fill="FFFFFF"/>
+            <w:tcMar>
+              <w:top w:w="100" w:type="dxa"/>
+              <w:bottom w:w="100" w:type="dxa"/>
+              <w:left w:w="160" w:type="dxa"/>
+              <w:right w:w="160" w:type="dxa"/>
+            </w:tcMar>
+          </w:tcPr>
+          <w:p>
+            <w:pPr>
+              <w:jc w:val="left"/>
+            </w:pPr>
+            <w:r>
+              <w:rPr>
+                <w:rFonts w:ascii="Calibri" w:hAnsi="Calibri"/>
+                <w:color w:val="282C29"/>
+                <w:sz w:val="18"/>
+              </w:rPr>
+              <w:t>PDF</w:t>
+            </w:r>
+          </w:p>
+        </w:tc>
+        <w:tc>
+          <w:tcPr>
+            <w:tcW w:type="dxa" w:w="1440"/>
+            <w:shd w:fill="FFFFFF"/>
+            <w:tcMar>
+              <w:top w:w="100" w:type="dxa"/>
+              <w:bottom w:w="100" w:type="dxa"/>
+              <w:left w:w="160" w:type="dxa"/>
+              <w:right w:w="160" w:type="dxa"/>
+            </w:tcMar>
+          </w:tcPr>
+          <w:p>
+            <w:pPr>
+              <w:jc w:val="left"/>
+            </w:pPr>
+            <w:r>
+              <w:rPr>
+                <w:rFonts w:ascii="Calibri" w:hAnsi="Calibri"/>
+                <w:color w:val="282C29"/>
+                <w:sz w:val="18"/>
+              </w:rPr>
+              <w:t>Tier 3 Approved</w:t>
+            </w:r>
+          </w:p>
+        </w:tc>
+        <w:tc>
+          <w:tcPr>
+            <w:tcW w:type="dxa" w:w="1152"/>
+            <w:shd w:fill="FFFFFF"/>
+            <w:tcMar>
+              <w:top w:w="100" w:type="dxa"/>
+              <w:bottom w:w="100" w:type="dxa"/>
+              <w:left w:w="160" w:type="dxa"/>
+              <w:right w:w="160" w:type="dxa"/>
+            </w:tcMar>
+          </w:tcPr>
+          <w:p>
+            <w:pPr>
+              <w:jc w:val="left"/>
+            </w:pPr>
+            <w:r>
+              <w:rPr>
+                <w:rFonts w:ascii="Calibri" w:hAnsi="Calibri"/>
+                <w:color w:val="282C29"/>
+                <w:sz w:val="18"/>
+              </w:rPr>
+              <w:t>Available</w:t>
+            </w:r>
+          </w:p>
+        </w:tc>
+      </w:tr>
+      <w:tr>
+        <w:tc>
+          <w:tcPr>
+            <w:tcW w:type="dxa" w:w="864"/>
+            <w:shd w:fill="FAF8F5"/>
+            <w:tcMar>
+              <w:top w:w="100" w:type="dxa"/>
+              <w:bottom w:w="100" w:type="dxa"/>
+              <w:left w:w="160" w:type="dxa"/>
+              <w:right w:w="160" w:type="dxa"/>
+            </w:tcMar>
+          </w:tcPr>
+          <w:p>
+            <w:pPr>
+              <w:jc w:val="left"/>
+            </w:pPr>
+            <w:r>
+              <w:rPr>
+                <w:rFonts w:ascii="Calibri" w:hAnsi="Calibri"/>
+                <w:color w:val="282C29"/>
+                <w:sz w:val="18"/>
+              </w:rPr>
+              <w:t>01.02</w:t>
+            </w:r>
+          </w:p>
+        </w:tc>
+        <w:tc>
+          <w:tcPr>
+            <w:tcW w:type="dxa" w:w="3456"/>
+            <w:shd w:fill="FAF8F5"/>
+            <w:tcMar>
+              <w:top w:w="100" w:type="dxa"/>
+              <w:bottom w:w="100" w:type="dxa"/>
+              <w:left w:w="160" w:type="dxa"/>
+              <w:right w:w="160" w:type="dxa"/>
+            </w:tcMar>
+          </w:tcPr>
+          <w:p>
+            <w:pPr>
+              <w:jc w:val="left"/>
+            </w:pPr>
+            <w:r>
+              <w:rPr>
+                <w:rFonts w:ascii="Calibri" w:hAnsi="Calibri"/>
+                <w:color w:val="282C29"/>
+                <w:sz w:val="18"/>
+              </w:rPr>
+              <w:t>Share Register &amp; Beneficial Ownership Register</w:t>
+            </w:r>
+          </w:p>
+        </w:tc>
+        <w:tc>
+          <w:tcPr>
+            <w:tcW w:type="dxa" w:w="2304"/>
+            <w:shd w:fill="FAF8F5"/>
+            <w:tcMar>
+              <w:top w:w="100" w:type="dxa"/>
+              <w:bottom w:w="100" w:type="dxa"/>
+              <w:left w:w="160" w:type="dxa"/>
+              <w:right w:w="160" w:type="dxa"/>
+            </w:tcMar>
+          </w:tcPr>
+          <w:p>
+            <w:pPr>
+              <w:jc w:val="left"/>
+            </w:pPr>
+            <w:r>
+              <w:rPr>
+                <w:rFonts w:ascii="Calibri" w:hAnsi="Calibri"/>
+                <w:color w:val="282C29"/>
+                <w:sz w:val="18"/>
+              </w:rPr>
+              <w:t>Corporate &amp; Ownership</w:t>
+            </w:r>
+          </w:p>
+        </w:tc>
+        <w:tc>
+          <w:tcPr>
+            <w:tcW w:type="dxa" w:w="864"/>
+            <w:shd w:fill="FAF8F5"/>
+            <w:tcMar>
+              <w:top w:w="100" w:type="dxa"/>
+              <w:bottom w:w="100" w:type="dxa"/>
+              <w:left w:w="160" w:type="dxa"/>
+              <w:right w:w="160" w:type="dxa"/>
+            </w:tcMar>
+          </w:tcPr>
+          <w:p>
+            <w:pPr>
+              <w:jc w:val="left"/>
+            </w:pPr>
+            <w:r>
+              <w:rPr>
+                <w:rFonts w:ascii="Calibri" w:hAnsi="Calibri"/>
+                <w:color w:val="282C29"/>
+                <w:sz w:val="18"/>
+              </w:rPr>
+              <w:t>PDF</w:t>
+            </w:r>
+          </w:p>
+        </w:tc>
+        <w:tc>
+          <w:tcPr>
+            <w:tcW w:type="dxa" w:w="1440"/>
+            <w:shd w:fill="FAF8F5"/>
+            <w:tcMar>
+              <w:top w:w="100" w:type="dxa"/>
+              <w:bottom w:w="100" w:type="dxa"/>
+              <w:left w:w="160" w:type="dxa"/>
+              <w:right w:w="160" w:type="dxa"/>
+            </w:tcMar>
+          </w:tcPr>
+          <w:p>
+            <w:pPr>
+              <w:jc w:val="left"/>
+            </w:pPr>
+            <w:r>
+              <w:rPr>
+                <w:rFonts w:ascii="Calibri" w:hAnsi="Calibri"/>
+                <w:color w:val="282C29"/>
+                <w:sz w:val="18"/>
+              </w:rPr>
+              <w:t>Tier 3 Approved</w:t>
+            </w:r>
+          </w:p>
+        </w:tc>
+        <w:tc>
+          <w:tcPr>
+            <w:tcW w:type="dxa" w:w="1152"/>
+            <w:shd w:fill="FAF8F5"/>
+            <w:tcMar>
+              <w:top w:w="100" w:type="dxa"/>
+              <w:bottom w:w="100" w:type="dxa"/>
+              <w:left w:w="160" w:type="dxa"/>
+              <w:right w:w="160" w:type="dxa"/>
+            </w:tcMar>
+          </w:tcPr>
+          <w:p>
+            <w:pPr>
+              <w:jc w:val="left"/>
+            </w:pPr>
+            <w:r>
+              <w:rPr>
+                <w:rFonts w:ascii="Calibri" w:hAnsi="Calibri"/>
+                <w:color w:val="282C29"/>
+                <w:sz w:val="18"/>
+              </w:rPr>
+              <w:t>Available</w:t>
+            </w:r>
+          </w:p>
+        </w:tc>
+      </w:tr>
+      <w:tr>
+        <w:tc>
+          <w:tcPr>
+            <w:tcW w:type="dxa" w:w="864"/>
+            <w:shd w:fill="FFFFFF"/>
+            <w:tcMar>
+              <w:top w:w="100" w:type="dxa"/>
+              <w:bottom w:w="100" w:type="dxa"/>
+              <w:left w:w="160" w:type="dxa"/>
+              <w:right w:w="160" w:type="dxa"/>
+            </w:tcMar>
+          </w:tcPr>
+          <w:p>
+            <w:pPr>
+              <w:jc w:val="left"/>
+            </w:pPr>
+            <w:r>
+              <w:rPr>
+                <w:rFonts w:ascii="Calibri" w:hAnsi="Calibri"/>
+                <w:color w:val="282C29"/>
+                <w:sz w:val="18"/>
+              </w:rPr>
+              <w:t>01.03</w:t>
+            </w:r>
+          </w:p>
+        </w:tc>
+        <w:tc>
+          <w:tcPr>
+            <w:tcW w:type="dxa" w:w="3456"/>
+            <w:shd w:fill="FFFFFF"/>
+            <w:tcMar>
+              <w:top w:w="100" w:type="dxa"/>
+              <w:bottom w:w="100" w:type="dxa"/>
+              <w:left w:w="160" w:type="dxa"/>
+              <w:right w:w="160" w:type="dxa"/>
+            </w:tcMar>
+          </w:tcPr>
+          <w:p>
+            <w:pPr>
+              <w:jc w:val="left"/>
+            </w:pPr>
+            <w:r>
+              <w:rPr>
+                <w:rFonts w:ascii="Calibri" w:hAnsi="Calibri"/>
+                <w:color w:val="282C29"/>
+                <w:sz w:val="18"/>
+              </w:rPr>
+              <w:t>KRA Tax PIN &amp; Compliance Certificates</w:t>
+            </w:r>
+          </w:p>
+        </w:tc>
+        <w:tc>
+          <w:tcPr>
+            <w:tcW w:type="dxa" w:w="2304"/>
+            <w:shd w:fill="FFFFFF"/>
+            <w:tcMar>
+              <w:top w:w="100" w:type="dxa"/>
+              <w:bottom w:w="100" w:type="dxa"/>
+              <w:left w:w="160" w:type="dxa"/>
+              <w:right w:w="160" w:type="dxa"/>
+            </w:tcMar>
+          </w:tcPr>
+          <w:p>
+            <w:pPr>
+              <w:jc w:val="left"/>
+            </w:pPr>
+            <w:r>
+              <w:rPr>
+                <w:rFonts w:ascii="Calibri" w:hAnsi="Calibri"/>
+                <w:color w:val="282C29"/>
+                <w:sz w:val="18"/>
+              </w:rPr>
+              <w:t>Corporate &amp; Ownership</w:t>
+            </w:r>
+          </w:p>
+        </w:tc>
+        <w:tc>
+          <w:tcPr>
+            <w:tcW w:type="dxa" w:w="864"/>
+            <w:shd w:fill="FFFFFF"/>
+            <w:tcMar>
+              <w:top w:w="100" w:type="dxa"/>
+              <w:bottom w:w="100" w:type="dxa"/>
+              <w:left w:w="160" w:type="dxa"/>
+              <w:right w:w="160" w:type="dxa"/>
+            </w:tcMar>
+          </w:tcPr>
+          <w:p>
+            <w:pPr>
+              <w:jc w:val="left"/>
+            </w:pPr>
+            <w:r>
+              <w:rPr>
+                <w:rFonts w:ascii="Calibri" w:hAnsi="Calibri"/>
+                <w:color w:val="282C29"/>
+                <w:sz w:val="18"/>
+              </w:rPr>
+              <w:t>PDF</w:t>
+            </w:r>
+          </w:p>
+        </w:tc>
+        <w:tc>
+          <w:tcPr>
+            <w:tcW w:type="dxa" w:w="1440"/>
+            <w:shd w:fill="FFFFFF"/>
+            <w:tcMar>
+              <w:top w:w="100" w:type="dxa"/>
+              <w:bottom w:w="100" w:type="dxa"/>
+              <w:left w:w="160" w:type="dxa"/>
+              <w:right w:w="160" w:type="dxa"/>
+            </w:tcMar>
+          </w:tcPr>
+          <w:p>
+            <w:pPr>
+              <w:jc w:val="left"/>
+            </w:pPr>
+            <w:r>
+              <w:rPr>
+                <w:rFonts w:ascii="Calibri" w:hAnsi="Calibri"/>
+                <w:color w:val="282C29"/>
+                <w:sz w:val="18"/>
+              </w:rPr>
+              <w:t>Tier 3 Approved</w:t>
+            </w:r>
+          </w:p>
+        </w:tc>
+        <w:tc>
+          <w:tcPr>
+            <w:tcW w:type="dxa" w:w="1152"/>
+            <w:shd w:fill="FFFFFF"/>
+            <w:tcMar>
+              <w:top w:w="100" w:type="dxa"/>
+              <w:bottom w:w="100" w:type="dxa"/>
+              <w:left w:w="160" w:type="dxa"/>
+              <w:right w:w="160" w:type="dxa"/>
+            </w:tcMar>
+          </w:tcPr>
+          <w:p>
+            <w:pPr>
+              <w:jc w:val="left"/>
+            </w:pPr>
+            <w:r>
+              <w:rPr>
+                <w:rFonts w:ascii="Calibri" w:hAnsi="Calibri"/>
+                <w:color w:val="282C29"/>
+                <w:sz w:val="18"/>
+              </w:rPr>
+              <w:t>Available</w:t>
+            </w:r>
+          </w:p>
+        </w:tc>
+      </w:tr>
+      <w:tr>
+        <w:tc>
+          <w:tcPr>
+            <w:tcW w:type="dxa" w:w="864"/>
+            <w:shd w:fill="FAF8F5"/>
+            <w:tcMar>
+              <w:top w:w="100" w:type="dxa"/>
+              <w:bottom w:w="100" w:type="dxa"/>
+              <w:left w:w="160" w:type="dxa"/>
+              <w:right w:w="160" w:type="dxa"/>
+            </w:tcMar>
+          </w:tcPr>
+          <w:p>
+            <w:pPr>
+              <w:jc w:val="left"/>
+            </w:pPr>
+            <w:r>
+              <w:rPr>
+                <w:rFonts w:ascii="Calibri" w:hAnsi="Calibri"/>
+                <w:color w:val="282C29"/>
+                <w:sz w:val="18"/>
+              </w:rPr>
+              <w:t>01.04</w:t>
+            </w:r>
+          </w:p>
+        </w:tc>
+        <w:tc>
+          <w:tcPr>
+            <w:tcW w:type="dxa" w:w="3456"/>
+            <w:shd w:fill="FAF8F5"/>
+            <w:tcMar>
+              <w:top w:w="100" w:type="dxa"/>
+              <w:bottom w:w="100" w:type="dxa"/>
+              <w:left w:w="160" w:type="dxa"/>
+              <w:right w:w="160" w:type="dxa"/>
+            </w:tcMar>
+          </w:tcPr>
+          <w:p>
+            <w:pPr>
+              <w:jc w:val="left"/>
+            </w:pPr>
+            <w:r>
+              <w:rPr>
+                <w:rFonts w:ascii="Calibri" w:hAnsi="Calibri"/>
+                <w:color w:val="282C29"/>
+                <w:sz w:val="18"/>
+              </w:rPr>
+              <w:t>Board &amp; Shareholder Consents to Raise Capital</w:t>
+            </w:r>
+          </w:p>
+        </w:tc>
+        <w:tc>
+          <w:tcPr>
+            <w:tcW w:type="dxa" w:w="2304"/>
+            <w:shd w:fill="FAF8F5"/>
+            <w:tcMar>
+              <w:top w:w="100" w:type="dxa"/>
+              <w:bottom w:w="100" w:type="dxa"/>
+              <w:left w:w="160" w:type="dxa"/>
+              <w:right w:w="160" w:type="dxa"/>
+            </w:tcMar>
+          </w:tcPr>
+          <w:p>
+            <w:pPr>
+              <w:jc w:val="left"/>
+            </w:pPr>
+            <w:r>
+              <w:rPr>
+                <w:rFonts w:ascii="Calibri" w:hAnsi="Calibri"/>
+                <w:color w:val="282C29"/>
+                <w:sz w:val="18"/>
+              </w:rPr>
+              <w:t>Corporate &amp; Ownership</w:t>
+            </w:r>
+          </w:p>
+        </w:tc>
+        <w:tc>
+          <w:tcPr>
+            <w:tcW w:type="dxa" w:w="864"/>
+            <w:shd w:fill="FAF8F5"/>
+            <w:tcMar>
+              <w:top w:w="100" w:type="dxa"/>
+              <w:bottom w:w="100" w:type="dxa"/>
+              <w:left w:w="160" w:type="dxa"/>
+              <w:right w:w="160" w:type="dxa"/>
+            </w:tcMar>
+          </w:tcPr>
+          <w:p>
+            <w:pPr>
+              <w:jc w:val="left"/>
+            </w:pPr>
+            <w:r>
+              <w:rPr>
+                <w:rFonts w:ascii="Calibri" w:hAnsi="Calibri"/>
+                <w:color w:val="282C29"/>
+                <w:sz w:val="18"/>
+              </w:rPr>
+              <w:t>PDF</w:t>
+            </w:r>
+          </w:p>
+        </w:tc>
+        <w:tc>
+          <w:tcPr>
+            <w:tcW w:type="dxa" w:w="1440"/>
+            <w:shd w:fill="FAF8F5"/>
+            <w:tcMar>
+              <w:top w:w="100" w:type="dxa"/>
+              <w:bottom w:w="100" w:type="dxa"/>
+              <w:left w:w="160" w:type="dxa"/>
+              <w:right w:w="160" w:type="dxa"/>
+            </w:tcMar>
+          </w:tcPr>
+          <w:p>
+            <w:pPr>
+              <w:jc w:val="left"/>
+            </w:pPr>
+            <w:r>
+              <w:rPr>
+                <w:rFonts w:ascii="Calibri" w:hAnsi="Calibri"/>
+                <w:color w:val="282C29"/>
+                <w:sz w:val="18"/>
+              </w:rPr>
+              <w:t>Tier 3 Approved</w:t>
+            </w:r>
+          </w:p>
+        </w:tc>
+        <w:tc>
+          <w:tcPr>
+            <w:tcW w:type="dxa" w:w="1152"/>
+            <w:shd w:fill="FAF8F5"/>
+            <w:tcMar>
+              <w:top w:w="100" w:type="dxa"/>
+              <w:bottom w:w="100" w:type="dxa"/>
+              <w:left w:w="160" w:type="dxa"/>
+              <w:right w:w="160" w:type="dxa"/>
+            </w:tcMar>
+          </w:tcPr>
+          <w:p>
+            <w:pPr>
+              <w:jc w:val="left"/>
+            </w:pPr>
+            <w:r>
+              <w:rPr>
+                <w:rFonts w:ascii="Calibri" w:hAnsi="Calibri"/>
+                <w:color w:val="282C29"/>
+                <w:sz w:val="18"/>
+              </w:rPr>
+              <w:t>Available</w:t>
+            </w:r>
+          </w:p>
+        </w:tc>
+      </w:tr>
+      <w:tr>
+        <w:tc>
+          <w:tcPr>
+            <w:tcW w:type="dxa" w:w="864"/>
+            <w:shd w:fill="FFFFFF"/>
+            <w:tcMar>
+              <w:top w:w="100" w:type="dxa"/>
+              <w:bottom w:w="100" w:type="dxa"/>
+              <w:left w:w="160" w:type="dxa"/>
+              <w:right w:w="160" w:type="dxa"/>
+            </w:tcMar>
+          </w:tcPr>
+          <w:p>
+            <w:pPr>
+              <w:jc w:val="left"/>
+            </w:pPr>
+            <w:r>
+              <w:rPr>
+                <w:rFonts w:ascii="Calibri" w:hAnsi="Calibri"/>
+                <w:color w:val="282C29"/>
+                <w:sz w:val="18"/>
+              </w:rPr>
+              <w:t>02.01</w:t>
+            </w:r>
+          </w:p>
+        </w:tc>
+        <w:tc>
+          <w:tcPr>
+            <w:tcW w:type="dxa" w:w="3456"/>
+            <w:shd w:fill="FFFFFF"/>
+            <w:tcMar>
+              <w:top w:w="100" w:type="dxa"/>
+              <w:bottom w:w="100" w:type="dxa"/>
+              <w:left w:w="160" w:type="dxa"/>
+              <w:right w:w="160" w:type="dxa"/>
+            </w:tcMar>
+          </w:tcPr>
+          <w:p>
+            <w:pPr>
+              <w:jc w:val="left"/>
+            </w:pPr>
+            <w:r>
+              <w:rPr>
+                <w:rFonts w:ascii="Calibri" w:hAnsi="Calibri"/>
+                <w:color w:val="282C29"/>
+                <w:sz w:val="18"/>
+              </w:rPr>
+              <w:t>Official Land Registry Search — Owned 8.0 Hectares</w:t>
+            </w:r>
+          </w:p>
+        </w:tc>
+        <w:tc>
+          <w:tcPr>
+            <w:tcW w:type="dxa" w:w="2304"/>
+            <w:shd w:fill="FFFFFF"/>
+            <w:tcMar>
+              <w:top w:w="100" w:type="dxa"/>
+              <w:bottom w:w="100" w:type="dxa"/>
+              <w:left w:w="160" w:type="dxa"/>
+              <w:right w:w="160" w:type="dxa"/>
+            </w:tcMar>
+          </w:tcPr>
+          <w:p>
+            <w:pPr>
+              <w:jc w:val="left"/>
+            </w:pPr>
+            <w:r>
+              <w:rPr>
+                <w:rFonts w:ascii="Calibri" w:hAnsi="Calibri"/>
+                <w:color w:val="282C29"/>
+                <w:sz w:val="18"/>
+              </w:rPr>
+              <w:t>Land &amp; Title Diligence</w:t>
+            </w:r>
+          </w:p>
+        </w:tc>
+        <w:tc>
+          <w:tcPr>
+            <w:tcW w:type="dxa" w:w="864"/>
+            <w:shd w:fill="FFFFFF"/>
+            <w:tcMar>
+              <w:top w:w="100" w:type="dxa"/>
+              <w:bottom w:w="100" w:type="dxa"/>
+              <w:left w:w="160" w:type="dxa"/>
+              <w:right w:w="160" w:type="dxa"/>
+            </w:tcMar>
+          </w:tcPr>
+          <w:p>
+            <w:pPr>
+              <w:jc w:val="left"/>
+            </w:pPr>
+            <w:r>
+              <w:rPr>
+                <w:rFonts w:ascii="Calibri" w:hAnsi="Calibri"/>
+                <w:color w:val="282C29"/>
+                <w:sz w:val="18"/>
+              </w:rPr>
+              <w:t>PDF</w:t>
+            </w:r>
+          </w:p>
+        </w:tc>
+        <w:tc>
+          <w:tcPr>
+            <w:tcW w:type="dxa" w:w="1440"/>
+            <w:shd w:fill="FFFFFF"/>
+            <w:tcMar>
+              <w:top w:w="100" w:type="dxa"/>
+              <w:bottom w:w="100" w:type="dxa"/>
+              <w:left w:w="160" w:type="dxa"/>
+              <w:right w:w="160" w:type="dxa"/>
+            </w:tcMar>
+          </w:tcPr>
+          <w:p>
+            <w:pPr>
+              <w:jc w:val="left"/>
+            </w:pPr>
+            <w:r>
+              <w:rPr>
+                <w:rFonts w:ascii="Calibri" w:hAnsi="Calibri"/>
+                <w:color w:val="282C29"/>
+                <w:sz w:val="18"/>
+              </w:rPr>
+              <w:t>Tier 3 Approved</w:t>
+            </w:r>
+          </w:p>
+        </w:tc>
+        <w:tc>
+          <w:tcPr>
+            <w:tcW w:type="dxa" w:w="1152"/>
+            <w:shd w:fill="FFFFFF"/>
+            <w:tcMar>
+              <w:top w:w="100" w:type="dxa"/>
+              <w:bottom w:w="100" w:type="dxa"/>
+              <w:left w:w="160" w:type="dxa"/>
+              <w:right w:w="160" w:type="dxa"/>
+            </w:tcMar>
+          </w:tcPr>
+          <w:p>
+            <w:pPr>
+              <w:jc w:val="left"/>
+            </w:pPr>
+            <w:r>
+              <w:rPr>
+                <w:rFonts w:ascii="Calibri" w:hAnsi="Calibri"/>
+                <w:color w:val="282C29"/>
+                <w:sz w:val="18"/>
+              </w:rPr>
+              <w:t>Available</w:t>
+            </w:r>
+          </w:p>
+        </w:tc>
+      </w:tr>
+      <w:tr>
+        <w:tc>
+          <w:tcPr>
+            <w:tcW w:type="dxa" w:w="864"/>
+            <w:shd w:fill="FAF8F5"/>
+            <w:tcMar>
+              <w:top w:w="100" w:type="dxa"/>
+              <w:bottom w:w="100" w:type="dxa"/>
+              <w:left w:w="160" w:type="dxa"/>
+              <w:right w:w="160" w:type="dxa"/>
+            </w:tcMar>
+          </w:tcPr>
+          <w:p>
+            <w:pPr>
+              <w:jc w:val="left"/>
+            </w:pPr>
+            <w:r>
+              <w:rPr>
+                <w:rFonts w:ascii="Calibri" w:hAnsi="Calibri"/>
+                <w:color w:val="282C29"/>
+                <w:sz w:val="18"/>
+              </w:rPr>
+              <w:t>02.02</w:t>
+            </w:r>
+          </w:p>
+        </w:tc>
+        <w:tc>
+          <w:tcPr>
+            <w:tcW w:type="dxa" w:w="3456"/>
+            <w:shd w:fill="FAF8F5"/>
+            <w:tcMar>
+              <w:top w:w="100" w:type="dxa"/>
+              <w:bottom w:w="100" w:type="dxa"/>
+              <w:left w:w="160" w:type="dxa"/>
+              <w:right w:w="160" w:type="dxa"/>
+            </w:tcMar>
+          </w:tcPr>
+          <w:p>
+            <w:pPr>
+              <w:jc w:val="left"/>
+            </w:pPr>
+            <w:r>
+              <w:rPr>
+                <w:rFonts w:ascii="Calibri" w:hAnsi="Calibri"/>
+                <w:color w:val="282C29"/>
+                <w:sz w:val="18"/>
+              </w:rPr>
+              <w:t>Deed Plan &amp; Boundary Survey by Registered Surveyor</w:t>
+            </w:r>
+          </w:p>
+        </w:tc>
+        <w:tc>
+          <w:tcPr>
+            <w:tcW w:type="dxa" w:w="2304"/>
+            <w:shd w:fill="FAF8F5"/>
+            <w:tcMar>
+              <w:top w:w="100" w:type="dxa"/>
+              <w:bottom w:w="100" w:type="dxa"/>
+              <w:left w:w="160" w:type="dxa"/>
+              <w:right w:w="160" w:type="dxa"/>
+            </w:tcMar>
+          </w:tcPr>
+          <w:p>
+            <w:pPr>
+              <w:jc w:val="left"/>
+            </w:pPr>
+            <w:r>
+              <w:rPr>
+                <w:rFonts w:ascii="Calibri" w:hAnsi="Calibri"/>
+                <w:color w:val="282C29"/>
+                <w:sz w:val="18"/>
+              </w:rPr>
+              <w:t>Land &amp; Title Diligence</w:t>
+            </w:r>
+          </w:p>
+        </w:tc>
+        <w:tc>
+          <w:tcPr>
+            <w:tcW w:type="dxa" w:w="864"/>
+            <w:shd w:fill="FAF8F5"/>
+            <w:tcMar>
+              <w:top w:w="100" w:type="dxa"/>
+              <w:bottom w:w="100" w:type="dxa"/>
+              <w:left w:w="160" w:type="dxa"/>
+              <w:right w:w="160" w:type="dxa"/>
+            </w:tcMar>
+          </w:tcPr>
+          <w:p>
+            <w:pPr>
+              <w:jc w:val="left"/>
+            </w:pPr>
+            <w:r>
+              <w:rPr>
+                <w:rFonts w:ascii="Calibri" w:hAnsi="Calibri"/>
+                <w:color w:val="282C29"/>
+                <w:sz w:val="18"/>
+              </w:rPr>
+              <w:t>PDF</w:t>
+            </w:r>
+          </w:p>
+        </w:tc>
+        <w:tc>
+          <w:tcPr>
+            <w:tcW w:type="dxa" w:w="1440"/>
+            <w:shd w:fill="FAF8F5"/>
+            <w:tcMar>
+              <w:top w:w="100" w:type="dxa"/>
+              <w:bottom w:w="100" w:type="dxa"/>
+              <w:left w:w="160" w:type="dxa"/>
+              <w:right w:w="160" w:type="dxa"/>
+            </w:tcMar>
+          </w:tcPr>
+          <w:p>
+            <w:pPr>
+              <w:jc w:val="left"/>
+            </w:pPr>
+            <w:r>
+              <w:rPr>
+                <w:rFonts w:ascii="Calibri" w:hAnsi="Calibri"/>
+                <w:color w:val="282C29"/>
+                <w:sz w:val="18"/>
+              </w:rPr>
+              <w:t>Tier 3 Approved</w:t>
+            </w:r>
+          </w:p>
+        </w:tc>
+        <w:tc>
+          <w:tcPr>
+            <w:tcW w:type="dxa" w:w="1152"/>
+            <w:shd w:fill="FAF8F5"/>
+            <w:tcMar>
+              <w:top w:w="100" w:type="dxa"/>
+              <w:bottom w:w="100" w:type="dxa"/>
+              <w:left w:w="160" w:type="dxa"/>
+              <w:right w:w="160" w:type="dxa"/>
+            </w:tcMar>
+          </w:tcPr>
+          <w:p>
+            <w:pPr>
+              <w:jc w:val="left"/>
+            </w:pPr>
+            <w:r>
+              <w:rPr>
+                <w:rFonts w:ascii="Calibri" w:hAnsi="Calibri"/>
+                <w:color w:val="282C29"/>
+                <w:sz w:val="18"/>
+              </w:rPr>
+              <w:t>Available</w:t>
+            </w:r>
+          </w:p>
+        </w:tc>
+      </w:tr>
+      <w:tr>
+        <w:tc>
+          <w:tcPr>
+            <w:tcW w:type="dxa" w:w="864"/>
+            <w:shd w:fill="FFFFFF"/>
+            <w:tcMar>
+              <w:top w:w="100" w:type="dxa"/>
+              <w:bottom w:w="100" w:type="dxa"/>
+              <w:left w:w="160" w:type="dxa"/>
+              <w:right w:w="160" w:type="dxa"/>
+            </w:tcMar>
+          </w:tcPr>
+          <w:p>
+            <w:pPr>
+              <w:jc w:val="left"/>
+            </w:pPr>
+            <w:r>
+              <w:rPr>
+                <w:rFonts w:ascii="Calibri" w:hAnsi="Calibri"/>
+                <w:color w:val="282C29"/>
+                <w:sz w:val="18"/>
+              </w:rPr>
+              <w:t>02.03</w:t>
+            </w:r>
+          </w:p>
+        </w:tc>
+        <w:tc>
+          <w:tcPr>
+            <w:tcW w:type="dxa" w:w="3456"/>
+            <w:shd w:fill="FFFFFF"/>
+            <w:tcMar>
+              <w:top w:w="100" w:type="dxa"/>
+              <w:bottom w:w="100" w:type="dxa"/>
+              <w:left w:w="160" w:type="dxa"/>
+              <w:right w:w="160" w:type="dxa"/>
+            </w:tcMar>
+          </w:tcPr>
+          <w:p>
+            <w:pPr>
+              <w:jc w:val="left"/>
+            </w:pPr>
+            <w:r>
+              <w:rPr>
+                <w:rFonts w:ascii="Calibri" w:hAnsi="Calibri"/>
+                <w:color w:val="282C29"/>
+                <w:sz w:val="18"/>
+              </w:rPr>
+              <w:t>Draft Sale &amp; Purchase Agreement (SPA) — ~7.0 ha Parcel</w:t>
+            </w:r>
+          </w:p>
+        </w:tc>
+        <w:tc>
+          <w:tcPr>
+            <w:tcW w:type="dxa" w:w="2304"/>
+            <w:shd w:fill="FFFFFF"/>
+            <w:tcMar>
+              <w:top w:w="100" w:type="dxa"/>
+              <w:bottom w:w="100" w:type="dxa"/>
+              <w:left w:w="160" w:type="dxa"/>
+              <w:right w:w="160" w:type="dxa"/>
+            </w:tcMar>
+          </w:tcPr>
+          <w:p>
+            <w:pPr>
+              <w:jc w:val="left"/>
+            </w:pPr>
+            <w:r>
+              <w:rPr>
+                <w:rFonts w:ascii="Calibri" w:hAnsi="Calibri"/>
+                <w:color w:val="282C29"/>
+                <w:sz w:val="18"/>
+              </w:rPr>
+              <w:t>Land &amp; Title Diligence</w:t>
+            </w:r>
+          </w:p>
+        </w:tc>
+        <w:tc>
+          <w:tcPr>
+            <w:tcW w:type="dxa" w:w="864"/>
+            <w:shd w:fill="FFFFFF"/>
+            <w:tcMar>
+              <w:top w:w="100" w:type="dxa"/>
+              <w:bottom w:w="100" w:type="dxa"/>
+              <w:left w:w="160" w:type="dxa"/>
+              <w:right w:w="160" w:type="dxa"/>
+            </w:tcMar>
+          </w:tcPr>
+          <w:p>
+            <w:pPr>
+              <w:jc w:val="left"/>
+            </w:pPr>
+            <w:r>
+              <w:rPr>
+                <w:rFonts w:ascii="Calibri" w:hAnsi="Calibri"/>
+                <w:color w:val="282C29"/>
+                <w:sz w:val="18"/>
+              </w:rPr>
+              <w:t>DOCX</w:t>
+            </w:r>
+          </w:p>
+        </w:tc>
+        <w:tc>
+          <w:tcPr>
+            <w:tcW w:type="dxa" w:w="1440"/>
+            <w:shd w:fill="FFFFFF"/>
+            <w:tcMar>
+              <w:top w:w="100" w:type="dxa"/>
+              <w:bottom w:w="100" w:type="dxa"/>
+              <w:left w:w="160" w:type="dxa"/>
+              <w:right w:w="160" w:type="dxa"/>
+            </w:tcMar>
+          </w:tcPr>
+          <w:p>
+            <w:pPr>
+              <w:jc w:val="left"/>
+            </w:pPr>
+            <w:r>
+              <w:rPr>
+                <w:rFonts w:ascii="Calibri" w:hAnsi="Calibri"/>
+                <w:color w:val="282C29"/>
+                <w:sz w:val="18"/>
+              </w:rPr>
+              <w:t>Tier 3 Approved</w:t>
+            </w:r>
+          </w:p>
+        </w:tc>
+        <w:tc>
+          <w:tcPr>
+            <w:tcW w:type="dxa" w:w="1152"/>
+            <w:shd w:fill="FFFFFF"/>
+            <w:tcMar>
+              <w:top w:w="100" w:type="dxa"/>
+              <w:bottom w:w="100" w:type="dxa"/>
+              <w:left w:w="160" w:type="dxa"/>
+              <w:right w:w="160" w:type="dxa"/>
+            </w:tcMar>
+          </w:tcPr>
+          <w:p>
+            <w:pPr>
+              <w:jc w:val="left"/>
+            </w:pPr>
+            <w:r>
+              <w:rPr>
+                <w:rFonts w:ascii="Calibri" w:hAnsi="Calibri"/>
+                <w:color w:val="282C29"/>
+                <w:sz w:val="18"/>
+              </w:rPr>
+              <w:t>In Negotiation</w:t>
+            </w:r>
+          </w:p>
+        </w:tc>
+      </w:tr>
+      <w:tr>
+        <w:tc>
+          <w:tcPr>
+            <w:tcW w:type="dxa" w:w="864"/>
+            <w:shd w:fill="FAF8F5"/>
+            <w:tcMar>
+              <w:top w:w="100" w:type="dxa"/>
+              <w:bottom w:w="100" w:type="dxa"/>
+              <w:left w:w="160" w:type="dxa"/>
+              <w:right w:w="160" w:type="dxa"/>
+            </w:tcMar>
+          </w:tcPr>
+          <w:p>
+            <w:pPr>
+              <w:jc w:val="left"/>
+            </w:pPr>
+            <w:r>
+              <w:rPr>
+                <w:rFonts w:ascii="Calibri" w:hAnsi="Calibri"/>
+                <w:color w:val="282C29"/>
+                <w:sz w:val="18"/>
+              </w:rPr>
+              <w:t>02.04</w:t>
+            </w:r>
+          </w:p>
+        </w:tc>
+        <w:tc>
+          <w:tcPr>
+            <w:tcW w:type="dxa" w:w="3456"/>
+            <w:shd w:fill="FAF8F5"/>
+            <w:tcMar>
+              <w:top w:w="100" w:type="dxa"/>
+              <w:bottom w:w="100" w:type="dxa"/>
+              <w:left w:w="160" w:type="dxa"/>
+              <w:right w:w="160" w:type="dxa"/>
+            </w:tcMar>
+          </w:tcPr>
+          <w:p>
+            <w:pPr>
+              <w:jc w:val="left"/>
+            </w:pPr>
+            <w:r>
+              <w:rPr>
+                <w:rFonts w:ascii="Calibri" w:hAnsi="Calibri"/>
+                <w:color w:val="282C29"/>
+                <w:sz w:val="18"/>
+              </w:rPr>
+              <w:t>County Land Rates &amp; Rent Clearance Certificates</w:t>
+            </w:r>
+          </w:p>
+        </w:tc>
+        <w:tc>
+          <w:tcPr>
+            <w:tcW w:type="dxa" w:w="2304"/>
+            <w:shd w:fill="FAF8F5"/>
+            <w:tcMar>
+              <w:top w:w="100" w:type="dxa"/>
+              <w:bottom w:w="100" w:type="dxa"/>
+              <w:left w:w="160" w:type="dxa"/>
+              <w:right w:w="160" w:type="dxa"/>
+            </w:tcMar>
+          </w:tcPr>
+          <w:p>
+            <w:pPr>
+              <w:jc w:val="left"/>
+            </w:pPr>
+            <w:r>
+              <w:rPr>
+                <w:rFonts w:ascii="Calibri" w:hAnsi="Calibri"/>
+                <w:color w:val="282C29"/>
+                <w:sz w:val="18"/>
+              </w:rPr>
+              <w:t>Land &amp; Title Diligence</w:t>
+            </w:r>
+          </w:p>
+        </w:tc>
+        <w:tc>
+          <w:tcPr>
+            <w:tcW w:type="dxa" w:w="864"/>
+            <w:shd w:fill="FAF8F5"/>
+            <w:tcMar>
+              <w:top w:w="100" w:type="dxa"/>
+              <w:bottom w:w="100" w:type="dxa"/>
+              <w:left w:w="160" w:type="dxa"/>
+              <w:right w:w="160" w:type="dxa"/>
+            </w:tcMar>
+          </w:tcPr>
+          <w:p>
+            <w:pPr>
+              <w:jc w:val="left"/>
+            </w:pPr>
+            <w:r>
+              <w:rPr>
+                <w:rFonts w:ascii="Calibri" w:hAnsi="Calibri"/>
+                <w:color w:val="282C29"/>
+                <w:sz w:val="18"/>
+              </w:rPr>
+              <w:t>PDF</w:t>
+            </w:r>
+          </w:p>
+        </w:tc>
+        <w:tc>
+          <w:tcPr>
+            <w:tcW w:type="dxa" w:w="1440"/>
+            <w:shd w:fill="FAF8F5"/>
+            <w:tcMar>
+              <w:top w:w="100" w:type="dxa"/>
+              <w:bottom w:w="100" w:type="dxa"/>
+              <w:left w:w="160" w:type="dxa"/>
+              <w:right w:w="160" w:type="dxa"/>
+            </w:tcMar>
+          </w:tcPr>
+          <w:p>
+            <w:pPr>
+              <w:jc w:val="left"/>
+            </w:pPr>
+            <w:r>
+              <w:rPr>
+                <w:rFonts w:ascii="Calibri" w:hAnsi="Calibri"/>
+                <w:color w:val="282C29"/>
+                <w:sz w:val="18"/>
+              </w:rPr>
+              <w:t>Tier 3 Approved</w:t>
+            </w:r>
+          </w:p>
+        </w:tc>
+        <w:tc>
+          <w:tcPr>
+            <w:tcW w:type="dxa" w:w="1152"/>
+            <w:shd w:fill="FAF8F5"/>
+            <w:tcMar>
+              <w:top w:w="100" w:type="dxa"/>
+              <w:bottom w:w="100" w:type="dxa"/>
+              <w:left w:w="160" w:type="dxa"/>
+              <w:right w:w="160" w:type="dxa"/>
+            </w:tcMar>
+          </w:tcPr>
+          <w:p>
+            <w:pPr>
+              <w:jc w:val="left"/>
+            </w:pPr>
+            <w:r>
+              <w:rPr>
+                <w:rFonts w:ascii="Calibri" w:hAnsi="Calibri"/>
+                <w:color w:val="282C29"/>
+                <w:sz w:val="18"/>
+              </w:rPr>
+              <w:t>Available</w:t>
+            </w:r>
+          </w:p>
+        </w:tc>
+      </w:tr>
+      <w:tr>
+        <w:tc>
+          <w:tcPr>
+            <w:tcW w:type="dxa" w:w="864"/>
+            <w:shd w:fill="FFFFFF"/>
+            <w:tcMar>
+              <w:top w:w="100" w:type="dxa"/>
+              <w:bottom w:w="100" w:type="dxa"/>
+              <w:left w:w="160" w:type="dxa"/>
+              <w:right w:w="160" w:type="dxa"/>
+            </w:tcMar>
+          </w:tcPr>
+          <w:p>
+            <w:pPr>
+              <w:jc w:val="left"/>
+            </w:pPr>
+            <w:r>
+              <w:rPr>
+                <w:rFonts w:ascii="Calibri" w:hAnsi="Calibri"/>
+                <w:color w:val="282C29"/>
+                <w:sz w:val="18"/>
+              </w:rPr>
+              <w:t>02.05</w:t>
+            </w:r>
+          </w:p>
+        </w:tc>
+        <w:tc>
+          <w:tcPr>
+            <w:tcW w:type="dxa" w:w="3456"/>
+            <w:shd w:fill="FFFFFF"/>
+            <w:tcMar>
+              <w:top w:w="100" w:type="dxa"/>
+              <w:bottom w:w="100" w:type="dxa"/>
+              <w:left w:w="160" w:type="dxa"/>
+              <w:right w:w="160" w:type="dxa"/>
+            </w:tcMar>
+          </w:tcPr>
+          <w:p>
+            <w:pPr>
+              <w:jc w:val="left"/>
+            </w:pPr>
+            <w:r>
+              <w:rPr>
+                <w:rFonts w:ascii="Calibri" w:hAnsi="Calibri"/>
+                <w:color w:val="282C29"/>
+                <w:sz w:val="18"/>
+              </w:rPr>
+              <w:t>Right-of-Way Access Easement Documentation</w:t>
+            </w:r>
+          </w:p>
+        </w:tc>
+        <w:tc>
+          <w:tcPr>
+            <w:tcW w:type="dxa" w:w="2304"/>
+            <w:shd w:fill="FFFFFF"/>
+            <w:tcMar>
+              <w:top w:w="100" w:type="dxa"/>
+              <w:bottom w:w="100" w:type="dxa"/>
+              <w:left w:w="160" w:type="dxa"/>
+              <w:right w:w="160" w:type="dxa"/>
+            </w:tcMar>
+          </w:tcPr>
+          <w:p>
+            <w:pPr>
+              <w:jc w:val="left"/>
+            </w:pPr>
+            <w:r>
+              <w:rPr>
+                <w:rFonts w:ascii="Calibri" w:hAnsi="Calibri"/>
+                <w:color w:val="282C29"/>
+                <w:sz w:val="18"/>
+              </w:rPr>
+              <w:t>Land &amp; Title Diligence</w:t>
+            </w:r>
+          </w:p>
+        </w:tc>
+        <w:tc>
+          <w:tcPr>
+            <w:tcW w:type="dxa" w:w="864"/>
+            <w:shd w:fill="FFFFFF"/>
+            <w:tcMar>
+              <w:top w:w="100" w:type="dxa"/>
+              <w:bottom w:w="100" w:type="dxa"/>
+              <w:left w:w="160" w:type="dxa"/>
+              <w:right w:w="160" w:type="dxa"/>
+            </w:tcMar>
+          </w:tcPr>
+          <w:p>
+            <w:pPr>
+              <w:jc w:val="left"/>
+            </w:pPr>
+            <w:r>
+              <w:rPr>
+                <w:rFonts w:ascii="Calibri" w:hAnsi="Calibri"/>
+                <w:color w:val="282C29"/>
+                <w:sz w:val="18"/>
+              </w:rPr>
+              <w:t>PDF</w:t>
+            </w:r>
+          </w:p>
+        </w:tc>
+        <w:tc>
+          <w:tcPr>
+            <w:tcW w:type="dxa" w:w="1440"/>
+            <w:shd w:fill="FFFFFF"/>
+            <w:tcMar>
+              <w:top w:w="100" w:type="dxa"/>
+              <w:bottom w:w="100" w:type="dxa"/>
+              <w:left w:w="160" w:type="dxa"/>
+              <w:right w:w="160" w:type="dxa"/>
+            </w:tcMar>
+          </w:tcPr>
+          <w:p>
+            <w:pPr>
+              <w:jc w:val="left"/>
+            </w:pPr>
+            <w:r>
+              <w:rPr>
+                <w:rFonts w:ascii="Calibri" w:hAnsi="Calibri"/>
+                <w:color w:val="282C29"/>
+                <w:sz w:val="18"/>
+              </w:rPr>
+              <w:t>Tier 3 Approved</w:t>
+            </w:r>
+          </w:p>
+        </w:tc>
+        <w:tc>
+          <w:tcPr>
+            <w:tcW w:type="dxa" w:w="1152"/>
+            <w:shd w:fill="FFFFFF"/>
+            <w:tcMar>
+              <w:top w:w="100" w:type="dxa"/>
+              <w:bottom w:w="100" w:type="dxa"/>
+              <w:left w:w="160" w:type="dxa"/>
+              <w:right w:w="160" w:type="dxa"/>
+            </w:tcMar>
+          </w:tcPr>
+          <w:p>
+            <w:pPr>
+              <w:jc w:val="left"/>
+            </w:pPr>
+            <w:r>
+              <w:rPr>
+                <w:rFonts w:ascii="Calibri" w:hAnsi="Calibri"/>
+                <w:color w:val="282C29"/>
+                <w:sz w:val="18"/>
+              </w:rPr>
+              <w:t>Verified</w:t>
+            </w:r>
+          </w:p>
+        </w:tc>
+      </w:tr>
+      <w:tr>
+        <w:tc>
+          <w:tcPr>
+            <w:tcW w:type="dxa" w:w="864"/>
+            <w:shd w:fill="FAF8F5"/>
+            <w:tcMar>
+              <w:top w:w="100" w:type="dxa"/>
+              <w:bottom w:w="100" w:type="dxa"/>
+              <w:left w:w="160" w:type="dxa"/>
+              <w:right w:w="160" w:type="dxa"/>
+            </w:tcMar>
+          </w:tcPr>
+          <w:p>
+            <w:pPr>
+              <w:jc w:val="left"/>
+            </w:pPr>
+            <w:r>
+              <w:rPr>
+                <w:rFonts w:ascii="Calibri" w:hAnsi="Calibri"/>
+                <w:color w:val="282C29"/>
+                <w:sz w:val="18"/>
+              </w:rPr>
+              <w:t>03.01</w:t>
+            </w:r>
+          </w:p>
+        </w:tc>
+        <w:tc>
+          <w:tcPr>
+            <w:tcW w:type="dxa" w:w="3456"/>
+            <w:shd w:fill="FAF8F5"/>
+            <w:tcMar>
+              <w:top w:w="100" w:type="dxa"/>
+              <w:bottom w:w="100" w:type="dxa"/>
+              <w:left w:w="160" w:type="dxa"/>
+              <w:right w:w="160" w:type="dxa"/>
+            </w:tcMar>
+          </w:tcPr>
+          <w:p>
+            <w:pPr>
+              <w:jc w:val="left"/>
+            </w:pPr>
+            <w:r>
+              <w:rPr>
+                <w:rFonts w:ascii="Calibri" w:hAnsi="Calibri"/>
+                <w:color w:val="282C29"/>
+                <w:sz w:val="18"/>
+              </w:rPr>
+              <w:t>Comprehensive Topographical Contour Survey (0.5m)</w:t>
+            </w:r>
+          </w:p>
+        </w:tc>
+        <w:tc>
+          <w:tcPr>
+            <w:tcW w:type="dxa" w:w="2304"/>
+            <w:shd w:fill="FAF8F5"/>
+            <w:tcMar>
+              <w:top w:w="100" w:type="dxa"/>
+              <w:bottom w:w="100" w:type="dxa"/>
+              <w:left w:w="160" w:type="dxa"/>
+              <w:right w:w="160" w:type="dxa"/>
+            </w:tcMar>
+          </w:tcPr>
+          <w:p>
+            <w:pPr>
+              <w:jc w:val="left"/>
+            </w:pPr>
+            <w:r>
+              <w:rPr>
+                <w:rFonts w:ascii="Calibri" w:hAnsi="Calibri"/>
+                <w:color w:val="282C29"/>
+                <w:sz w:val="18"/>
+              </w:rPr>
+              <w:t>Site &amp; Technical Studies</w:t>
+            </w:r>
+          </w:p>
+        </w:tc>
+        <w:tc>
+          <w:tcPr>
+            <w:tcW w:type="dxa" w:w="864"/>
+            <w:shd w:fill="FAF8F5"/>
+            <w:tcMar>
+              <w:top w:w="100" w:type="dxa"/>
+              <w:bottom w:w="100" w:type="dxa"/>
+              <w:left w:w="160" w:type="dxa"/>
+              <w:right w:w="160" w:type="dxa"/>
+            </w:tcMar>
+          </w:tcPr>
+          <w:p>
+            <w:pPr>
+              <w:jc w:val="left"/>
+            </w:pPr>
+            <w:r>
+              <w:rPr>
+                <w:rFonts w:ascii="Calibri" w:hAnsi="Calibri"/>
+                <w:color w:val="282C29"/>
+                <w:sz w:val="18"/>
+              </w:rPr>
+              <w:t>PDF / DWG</w:t>
+            </w:r>
+          </w:p>
+        </w:tc>
+        <w:tc>
+          <w:tcPr>
+            <w:tcW w:type="dxa" w:w="1440"/>
+            <w:shd w:fill="FAF8F5"/>
+            <w:tcMar>
+              <w:top w:w="100" w:type="dxa"/>
+              <w:bottom w:w="100" w:type="dxa"/>
+              <w:left w:w="160" w:type="dxa"/>
+              <w:right w:w="160" w:type="dxa"/>
+            </w:tcMar>
+          </w:tcPr>
+          <w:p>
+            <w:pPr>
+              <w:jc w:val="left"/>
+            </w:pPr>
+            <w:r>
+              <w:rPr>
+                <w:rFonts w:ascii="Calibri" w:hAnsi="Calibri"/>
+                <w:color w:val="282C29"/>
+                <w:sz w:val="18"/>
+              </w:rPr>
+              <w:t>Tier 3 Approved</w:t>
+            </w:r>
+          </w:p>
+        </w:tc>
+        <w:tc>
+          <w:tcPr>
+            <w:tcW w:type="dxa" w:w="1152"/>
+            <w:shd w:fill="FAF8F5"/>
+            <w:tcMar>
+              <w:top w:w="100" w:type="dxa"/>
+              <w:bottom w:w="100" w:type="dxa"/>
+              <w:left w:w="160" w:type="dxa"/>
+              <w:right w:w="160" w:type="dxa"/>
+            </w:tcMar>
+          </w:tcPr>
+          <w:p>
+            <w:pPr>
+              <w:jc w:val="left"/>
+            </w:pPr>
+            <w:r>
+              <w:rPr>
+                <w:rFonts w:ascii="Calibri" w:hAnsi="Calibri"/>
+                <w:color w:val="282C29"/>
+                <w:sz w:val="18"/>
+              </w:rPr>
+              <w:t>Available</w:t>
+            </w:r>
+          </w:p>
+        </w:tc>
+      </w:tr>
+      <w:tr>
+        <w:tc>
+          <w:tcPr>
+            <w:tcW w:type="dxa" w:w="864"/>
+            <w:shd w:fill="FFFFFF"/>
+            <w:tcMar>
+              <w:top w:w="100" w:type="dxa"/>
+              <w:bottom w:w="100" w:type="dxa"/>
+              <w:left w:w="160" w:type="dxa"/>
+              <w:right w:w="160" w:type="dxa"/>
+            </w:tcMar>
+          </w:tcPr>
+          <w:p>
+            <w:pPr>
+              <w:jc w:val="left"/>
+            </w:pPr>
+            <w:r>
+              <w:rPr>
+                <w:rFonts w:ascii="Calibri" w:hAnsi="Calibri"/>
+                <w:color w:val="282C29"/>
+                <w:sz w:val="18"/>
+              </w:rPr>
+              <w:t>03.02</w:t>
+            </w:r>
+          </w:p>
+        </w:tc>
+        <w:tc>
+          <w:tcPr>
+            <w:tcW w:type="dxa" w:w="3456"/>
+            <w:shd w:fill="FFFFFF"/>
+            <w:tcMar>
+              <w:top w:w="100" w:type="dxa"/>
+              <w:bottom w:w="100" w:type="dxa"/>
+              <w:left w:w="160" w:type="dxa"/>
+              <w:right w:w="160" w:type="dxa"/>
+            </w:tcMar>
+          </w:tcPr>
+          <w:p>
+            <w:pPr>
+              <w:jc w:val="left"/>
+            </w:pPr>
+            <w:r>
+              <w:rPr>
+                <w:rFonts w:ascii="Calibri" w:hAnsi="Calibri"/>
+                <w:color w:val="282C29"/>
+                <w:sz w:val="18"/>
+              </w:rPr>
+              <w:t>Hydrogeological Borehole Survey &amp; Groundwater Report</w:t>
+            </w:r>
+          </w:p>
+        </w:tc>
+        <w:tc>
+          <w:tcPr>
+            <w:tcW w:type="dxa" w:w="2304"/>
+            <w:shd w:fill="FFFFFF"/>
+            <w:tcMar>
+              <w:top w:w="100" w:type="dxa"/>
+              <w:bottom w:w="100" w:type="dxa"/>
+              <w:left w:w="160" w:type="dxa"/>
+              <w:right w:w="160" w:type="dxa"/>
+            </w:tcMar>
+          </w:tcPr>
+          <w:p>
+            <w:pPr>
+              <w:jc w:val="left"/>
+            </w:pPr>
+            <w:r>
+              <w:rPr>
+                <w:rFonts w:ascii="Calibri" w:hAnsi="Calibri"/>
+                <w:color w:val="282C29"/>
+                <w:sz w:val="18"/>
+              </w:rPr>
+              <w:t>Site &amp; Technical Studies</w:t>
+            </w:r>
+          </w:p>
+        </w:tc>
+        <w:tc>
+          <w:tcPr>
+            <w:tcW w:type="dxa" w:w="864"/>
+            <w:shd w:fill="FFFFFF"/>
+            <w:tcMar>
+              <w:top w:w="100" w:type="dxa"/>
+              <w:bottom w:w="100" w:type="dxa"/>
+              <w:left w:w="160" w:type="dxa"/>
+              <w:right w:w="160" w:type="dxa"/>
+            </w:tcMar>
+          </w:tcPr>
+          <w:p>
+            <w:pPr>
+              <w:jc w:val="left"/>
+            </w:pPr>
+            <w:r>
+              <w:rPr>
+                <w:rFonts w:ascii="Calibri" w:hAnsi="Calibri"/>
+                <w:color w:val="282C29"/>
+                <w:sz w:val="18"/>
+              </w:rPr>
+              <w:t>PDF</w:t>
+            </w:r>
+          </w:p>
+        </w:tc>
+        <w:tc>
+          <w:tcPr>
+            <w:tcW w:type="dxa" w:w="1440"/>
+            <w:shd w:fill="FFFFFF"/>
+            <w:tcMar>
+              <w:top w:w="100" w:type="dxa"/>
+              <w:bottom w:w="100" w:type="dxa"/>
+              <w:left w:w="160" w:type="dxa"/>
+              <w:right w:w="160" w:type="dxa"/>
+            </w:tcMar>
+          </w:tcPr>
+          <w:p>
+            <w:pPr>
+              <w:jc w:val="left"/>
+            </w:pPr>
+            <w:r>
+              <w:rPr>
+                <w:rFonts w:ascii="Calibri" w:hAnsi="Calibri"/>
+                <w:color w:val="282C29"/>
+                <w:sz w:val="18"/>
+              </w:rPr>
+              <w:t>Tier 3 Approved</w:t>
+            </w:r>
+          </w:p>
+        </w:tc>
+        <w:tc>
+          <w:tcPr>
+            <w:tcW w:type="dxa" w:w="1152"/>
+            <w:shd w:fill="FFFFFF"/>
+            <w:tcMar>
+              <w:top w:w="100" w:type="dxa"/>
+              <w:bottom w:w="100" w:type="dxa"/>
+              <w:left w:w="160" w:type="dxa"/>
+              <w:right w:w="160" w:type="dxa"/>
+            </w:tcMar>
+          </w:tcPr>
+          <w:p>
+            <w:pPr>
+              <w:jc w:val="left"/>
+            </w:pPr>
+            <w:r>
+              <w:rPr>
+                <w:rFonts w:ascii="Calibri" w:hAnsi="Calibri"/>
+                <w:color w:val="282C29"/>
+                <w:sz w:val="18"/>
+              </w:rPr>
+              <w:t>Available</w:t>
+            </w:r>
+          </w:p>
+        </w:tc>
+      </w:tr>
+      <w:tr>
+        <w:tc>
+          <w:tcPr>
+            <w:tcW w:type="dxa" w:w="864"/>
+            <w:shd w:fill="FAF8F5"/>
+            <w:tcMar>
+              <w:top w:w="100" w:type="dxa"/>
+              <w:bottom w:w="100" w:type="dxa"/>
+              <w:left w:w="160" w:type="dxa"/>
+              <w:right w:w="160" w:type="dxa"/>
+            </w:tcMar>
+          </w:tcPr>
+          <w:p>
+            <w:pPr>
+              <w:jc w:val="left"/>
+            </w:pPr>
+            <w:r>
+              <w:rPr>
+                <w:rFonts w:ascii="Calibri" w:hAnsi="Calibri"/>
+                <w:color w:val="282C29"/>
+                <w:sz w:val="18"/>
+              </w:rPr>
+              <w:t>03.03</w:t>
+            </w:r>
+          </w:p>
+        </w:tc>
+        <w:tc>
+          <w:tcPr>
+            <w:tcW w:type="dxa" w:w="3456"/>
+            <w:shd w:fill="FAF8F5"/>
+            <w:tcMar>
+              <w:top w:w="100" w:type="dxa"/>
+              <w:bottom w:w="100" w:type="dxa"/>
+              <w:left w:w="160" w:type="dxa"/>
+              <w:right w:w="160" w:type="dxa"/>
+            </w:tcMar>
+          </w:tcPr>
+          <w:p>
+            <w:pPr>
+              <w:jc w:val="left"/>
+            </w:pPr>
+            <w:r>
+              <w:rPr>
+                <w:rFonts w:ascii="Calibri" w:hAnsi="Calibri"/>
+                <w:color w:val="282C29"/>
+                <w:sz w:val="18"/>
+              </w:rPr>
+              <w:t>Geotechnical Soil Bearing Capacity Test Report</w:t>
+            </w:r>
+          </w:p>
+        </w:tc>
+        <w:tc>
+          <w:tcPr>
+            <w:tcW w:type="dxa" w:w="2304"/>
+            <w:shd w:fill="FAF8F5"/>
+            <w:tcMar>
+              <w:top w:w="100" w:type="dxa"/>
+              <w:bottom w:w="100" w:type="dxa"/>
+              <w:left w:w="160" w:type="dxa"/>
+              <w:right w:w="160" w:type="dxa"/>
+            </w:tcMar>
+          </w:tcPr>
+          <w:p>
+            <w:pPr>
+              <w:jc w:val="left"/>
+            </w:pPr>
+            <w:r>
+              <w:rPr>
+                <w:rFonts w:ascii="Calibri" w:hAnsi="Calibri"/>
+                <w:color w:val="282C29"/>
+                <w:sz w:val="18"/>
+              </w:rPr>
+              <w:t>Site &amp; Technical Studies</w:t>
+            </w:r>
+          </w:p>
+        </w:tc>
+        <w:tc>
+          <w:tcPr>
+            <w:tcW w:type="dxa" w:w="864"/>
+            <w:shd w:fill="FAF8F5"/>
+            <w:tcMar>
+              <w:top w:w="100" w:type="dxa"/>
+              <w:bottom w:w="100" w:type="dxa"/>
+              <w:left w:w="160" w:type="dxa"/>
+              <w:right w:w="160" w:type="dxa"/>
+            </w:tcMar>
+          </w:tcPr>
+          <w:p>
+            <w:pPr>
+              <w:jc w:val="left"/>
+            </w:pPr>
+            <w:r>
+              <w:rPr>
+                <w:rFonts w:ascii="Calibri" w:hAnsi="Calibri"/>
+                <w:color w:val="282C29"/>
+                <w:sz w:val="18"/>
+              </w:rPr>
+              <w:t>PDF</w:t>
+            </w:r>
+          </w:p>
+        </w:tc>
+        <w:tc>
+          <w:tcPr>
+            <w:tcW w:type="dxa" w:w="1440"/>
+            <w:shd w:fill="FAF8F5"/>
+            <w:tcMar>
+              <w:top w:w="100" w:type="dxa"/>
+              <w:bottom w:w="100" w:type="dxa"/>
+              <w:left w:w="160" w:type="dxa"/>
+              <w:right w:w="160" w:type="dxa"/>
+            </w:tcMar>
+          </w:tcPr>
+          <w:p>
+            <w:pPr>
+              <w:jc w:val="left"/>
+            </w:pPr>
+            <w:r>
+              <w:rPr>
+                <w:rFonts w:ascii="Calibri" w:hAnsi="Calibri"/>
+                <w:color w:val="282C29"/>
+                <w:sz w:val="18"/>
+              </w:rPr>
+              <w:t>Tier 3 Approved</w:t>
+            </w:r>
+          </w:p>
+        </w:tc>
+        <w:tc>
+          <w:tcPr>
+            <w:tcW w:type="dxa" w:w="1152"/>
+            <w:shd w:fill="FAF8F5"/>
+            <w:tcMar>
+              <w:top w:w="100" w:type="dxa"/>
+              <w:bottom w:w="100" w:type="dxa"/>
+              <w:left w:w="160" w:type="dxa"/>
+              <w:right w:w="160" w:type="dxa"/>
+            </w:tcMar>
+          </w:tcPr>
+          <w:p>
+            <w:pPr>
+              <w:jc w:val="left"/>
+            </w:pPr>
+            <w:r>
+              <w:rPr>
+                <w:rFonts w:ascii="Calibri" w:hAnsi="Calibri"/>
+                <w:color w:val="282C29"/>
+                <w:sz w:val="18"/>
+              </w:rPr>
+              <w:t>Available</w:t>
+            </w:r>
+          </w:p>
+        </w:tc>
+      </w:tr>
+      <w:tr>
+        <w:tc>
+          <w:tcPr>
+            <w:tcW w:type="dxa" w:w="864"/>
+            <w:shd w:fill="FFFFFF"/>
+            <w:tcMar>
+              <w:top w:w="100" w:type="dxa"/>
+              <w:bottom w:w="100" w:type="dxa"/>
+              <w:left w:w="160" w:type="dxa"/>
+              <w:right w:w="160" w:type="dxa"/>
+            </w:tcMar>
+          </w:tcPr>
+          <w:p>
+            <w:pPr>
+              <w:jc w:val="left"/>
+            </w:pPr>
+            <w:r>
+              <w:rPr>
+                <w:rFonts w:ascii="Calibri" w:hAnsi="Calibri"/>
+                <w:color w:val="282C29"/>
+                <w:sz w:val="18"/>
+              </w:rPr>
+              <w:t>03.04</w:t>
+            </w:r>
+          </w:p>
+        </w:tc>
+        <w:tc>
+          <w:tcPr>
+            <w:tcW w:type="dxa" w:w="3456"/>
+            <w:shd w:fill="FFFFFF"/>
+            <w:tcMar>
+              <w:top w:w="100" w:type="dxa"/>
+              <w:bottom w:w="100" w:type="dxa"/>
+              <w:left w:w="160" w:type="dxa"/>
+              <w:right w:w="160" w:type="dxa"/>
+            </w:tcMar>
+          </w:tcPr>
+          <w:p>
+            <w:pPr>
+              <w:jc w:val="left"/>
+            </w:pPr>
+            <w:r>
+              <w:rPr>
+                <w:rFonts w:ascii="Calibri" w:hAnsi="Calibri"/>
+                <w:color w:val="282C29"/>
+                <w:sz w:val="18"/>
+              </w:rPr>
+              <w:t>Solar Microgrid Sizing &amp; Energy Yield Simulation</w:t>
+            </w:r>
+          </w:p>
+        </w:tc>
+        <w:tc>
+          <w:tcPr>
+            <w:tcW w:type="dxa" w:w="2304"/>
+            <w:shd w:fill="FFFFFF"/>
+            <w:tcMar>
+              <w:top w:w="100" w:type="dxa"/>
+              <w:bottom w:w="100" w:type="dxa"/>
+              <w:left w:w="160" w:type="dxa"/>
+              <w:right w:w="160" w:type="dxa"/>
+            </w:tcMar>
+          </w:tcPr>
+          <w:p>
+            <w:pPr>
+              <w:jc w:val="left"/>
+            </w:pPr>
+            <w:r>
+              <w:rPr>
+                <w:rFonts w:ascii="Calibri" w:hAnsi="Calibri"/>
+                <w:color w:val="282C29"/>
+                <w:sz w:val="18"/>
+              </w:rPr>
+              <w:t>Site &amp; Technical Studies</w:t>
+            </w:r>
+          </w:p>
+        </w:tc>
+        <w:tc>
+          <w:tcPr>
+            <w:tcW w:type="dxa" w:w="864"/>
+            <w:shd w:fill="FFFFFF"/>
+            <w:tcMar>
+              <w:top w:w="100" w:type="dxa"/>
+              <w:bottom w:w="100" w:type="dxa"/>
+              <w:left w:w="160" w:type="dxa"/>
+              <w:right w:w="160" w:type="dxa"/>
+            </w:tcMar>
+          </w:tcPr>
+          <w:p>
+            <w:pPr>
+              <w:jc w:val="left"/>
+            </w:pPr>
+            <w:r>
+              <w:rPr>
+                <w:rFonts w:ascii="Calibri" w:hAnsi="Calibri"/>
+                <w:color w:val="282C29"/>
+                <w:sz w:val="18"/>
+              </w:rPr>
+              <w:t>PDF</w:t>
+            </w:r>
+          </w:p>
+        </w:tc>
+        <w:tc>
+          <w:tcPr>
+            <w:tcW w:type="dxa" w:w="1440"/>
+            <w:shd w:fill="FFFFFF"/>
+            <w:tcMar>
+              <w:top w:w="100" w:type="dxa"/>
+              <w:bottom w:w="100" w:type="dxa"/>
+              <w:left w:w="160" w:type="dxa"/>
+              <w:right w:w="160" w:type="dxa"/>
+            </w:tcMar>
+          </w:tcPr>
+          <w:p>
+            <w:pPr>
+              <w:jc w:val="left"/>
+            </w:pPr>
+            <w:r>
+              <w:rPr>
+                <w:rFonts w:ascii="Calibri" w:hAnsi="Calibri"/>
+                <w:color w:val="282C29"/>
+                <w:sz w:val="18"/>
+              </w:rPr>
+              <w:t>Tier 3 Approved</w:t>
+            </w:r>
+          </w:p>
+        </w:tc>
+        <w:tc>
+          <w:tcPr>
+            <w:tcW w:type="dxa" w:w="1152"/>
+            <w:shd w:fill="FFFFFF"/>
+            <w:tcMar>
+              <w:top w:w="100" w:type="dxa"/>
+              <w:bottom w:w="100" w:type="dxa"/>
+              <w:left w:w="160" w:type="dxa"/>
+              <w:right w:w="160" w:type="dxa"/>
+            </w:tcMar>
+          </w:tcPr>
+          <w:p>
+            <w:pPr>
+              <w:jc w:val="left"/>
+            </w:pPr>
+            <w:r>
+              <w:rPr>
+                <w:rFonts w:ascii="Calibri" w:hAnsi="Calibri"/>
+                <w:color w:val="282C29"/>
+                <w:sz w:val="18"/>
+              </w:rPr>
+              <w:t>Available</w:t>
+            </w:r>
+          </w:p>
+        </w:tc>
+      </w:tr>
+      <w:tr>
+        <w:tc>
+          <w:tcPr>
+            <w:tcW w:type="dxa" w:w="864"/>
+            <w:shd w:fill="FAF8F5"/>
+            <w:tcMar>
+              <w:top w:w="100" w:type="dxa"/>
+              <w:bottom w:w="100" w:type="dxa"/>
+              <w:left w:w="160" w:type="dxa"/>
+              <w:right w:w="160" w:type="dxa"/>
+            </w:tcMar>
+          </w:tcPr>
+          <w:p>
+            <w:pPr>
+              <w:jc w:val="left"/>
+            </w:pPr>
+            <w:r>
+              <w:rPr>
+                <w:rFonts w:ascii="Calibri" w:hAnsi="Calibri"/>
+                <w:color w:val="282C29"/>
+                <w:sz w:val="18"/>
+              </w:rPr>
+              <w:t>04.01</w:t>
+            </w:r>
+          </w:p>
+        </w:tc>
+        <w:tc>
+          <w:tcPr>
+            <w:tcW w:type="dxa" w:w="3456"/>
+            <w:shd w:fill="FAF8F5"/>
+            <w:tcMar>
+              <w:top w:w="100" w:type="dxa"/>
+              <w:bottom w:w="100" w:type="dxa"/>
+              <w:left w:w="160" w:type="dxa"/>
+              <w:right w:w="160" w:type="dxa"/>
+            </w:tcMar>
+          </w:tcPr>
+          <w:p>
+            <w:pPr>
+              <w:jc w:val="left"/>
+            </w:pPr>
+            <w:r>
+              <w:rPr>
+                <w:rFonts w:ascii="Calibri" w:hAnsi="Calibri"/>
+                <w:color w:val="282C29"/>
+                <w:sz w:val="18"/>
+              </w:rPr>
+              <w:t>15-Hectare Conceptual Masterplan Layout (PNG / PDF)</w:t>
+            </w:r>
+          </w:p>
+        </w:tc>
+        <w:tc>
+          <w:tcPr>
+            <w:tcW w:type="dxa" w:w="2304"/>
+            <w:shd w:fill="FAF8F5"/>
+            <w:tcMar>
+              <w:top w:w="100" w:type="dxa"/>
+              <w:bottom w:w="100" w:type="dxa"/>
+              <w:left w:w="160" w:type="dxa"/>
+              <w:right w:w="160" w:type="dxa"/>
+            </w:tcMar>
+          </w:tcPr>
+          <w:p>
+            <w:pPr>
+              <w:jc w:val="left"/>
+            </w:pPr>
+            <w:r>
+              <w:rPr>
+                <w:rFonts w:ascii="Calibri" w:hAnsi="Calibri"/>
+                <w:color w:val="282C29"/>
+                <w:sz w:val="18"/>
+              </w:rPr>
+              <w:t>Masterplan &amp; Design Briefs</w:t>
+            </w:r>
+          </w:p>
+        </w:tc>
+        <w:tc>
+          <w:tcPr>
+            <w:tcW w:type="dxa" w:w="864"/>
+            <w:shd w:fill="FAF8F5"/>
+            <w:tcMar>
+              <w:top w:w="100" w:type="dxa"/>
+              <w:bottom w:w="100" w:type="dxa"/>
+              <w:left w:w="160" w:type="dxa"/>
+              <w:right w:w="160" w:type="dxa"/>
+            </w:tcMar>
+          </w:tcPr>
+          <w:p>
+            <w:pPr>
+              <w:jc w:val="left"/>
+            </w:pPr>
+            <w:r>
+              <w:rPr>
+                <w:rFonts w:ascii="Calibri" w:hAnsi="Calibri"/>
+                <w:color w:val="282C29"/>
+                <w:sz w:val="18"/>
+              </w:rPr>
+              <w:t>PDF</w:t>
+            </w:r>
+          </w:p>
+        </w:tc>
+        <w:tc>
+          <w:tcPr>
+            <w:tcW w:type="dxa" w:w="1440"/>
+            <w:shd w:fill="FAF8F5"/>
+            <w:tcMar>
+              <w:top w:w="100" w:type="dxa"/>
+              <w:bottom w:w="100" w:type="dxa"/>
+              <w:left w:w="160" w:type="dxa"/>
+              <w:right w:w="160" w:type="dxa"/>
+            </w:tcMar>
+          </w:tcPr>
+          <w:p>
+            <w:pPr>
+              <w:jc w:val="left"/>
+            </w:pPr>
+            <w:r>
+              <w:rPr>
+                <w:rFonts w:ascii="Calibri" w:hAnsi="Calibri"/>
+                <w:color w:val="282C29"/>
+                <w:sz w:val="18"/>
+              </w:rPr>
+              <w:t>Tier 2 Registered</w:t>
+            </w:r>
+          </w:p>
+        </w:tc>
+        <w:tc>
+          <w:tcPr>
+            <w:tcW w:type="dxa" w:w="1152"/>
+            <w:shd w:fill="FAF8F5"/>
+            <w:tcMar>
+              <w:top w:w="100" w:type="dxa"/>
+              <w:bottom w:w="100" w:type="dxa"/>
+              <w:left w:w="160" w:type="dxa"/>
+              <w:right w:w="160" w:type="dxa"/>
+            </w:tcMar>
+          </w:tcPr>
+          <w:p>
+            <w:pPr>
+              <w:jc w:val="left"/>
+            </w:pPr>
+            <w:r>
+              <w:rPr>
+                <w:rFonts w:ascii="Calibri" w:hAnsi="Calibri"/>
+                <w:color w:val="282C29"/>
+                <w:sz w:val="18"/>
+              </w:rPr>
+              <w:t>Available</w:t>
+            </w:r>
+          </w:p>
+        </w:tc>
+      </w:tr>
+      <w:tr>
+        <w:tc>
+          <w:tcPr>
+            <w:tcW w:type="dxa" w:w="864"/>
+            <w:shd w:fill="FFFFFF"/>
+            <w:tcMar>
+              <w:top w:w="100" w:type="dxa"/>
+              <w:bottom w:w="100" w:type="dxa"/>
+              <w:left w:w="160" w:type="dxa"/>
+              <w:right w:w="160" w:type="dxa"/>
+            </w:tcMar>
+          </w:tcPr>
+          <w:p>
+            <w:pPr>
+              <w:jc w:val="left"/>
+            </w:pPr>
+            <w:r>
+              <w:rPr>
+                <w:rFonts w:ascii="Calibri" w:hAnsi="Calibri"/>
+                <w:color w:val="282C29"/>
+                <w:sz w:val="18"/>
+              </w:rPr>
+              <w:t>04.02</w:t>
+            </w:r>
+          </w:p>
+        </w:tc>
+        <w:tc>
+          <w:tcPr>
+            <w:tcW w:type="dxa" w:w="3456"/>
+            <w:shd w:fill="FFFFFF"/>
+            <w:tcMar>
+              <w:top w:w="100" w:type="dxa"/>
+              <w:bottom w:w="100" w:type="dxa"/>
+              <w:left w:w="160" w:type="dxa"/>
+              <w:right w:w="160" w:type="dxa"/>
+            </w:tcMar>
+          </w:tcPr>
+          <w:p>
+            <w:pPr>
+              <w:jc w:val="left"/>
+            </w:pPr>
+            <w:r>
+              <w:rPr>
+                <w:rFonts w:ascii="Calibri" w:hAnsi="Calibri"/>
+                <w:color w:val="282C29"/>
+                <w:sz w:val="18"/>
+              </w:rPr>
+              <w:t>Architectural Concept Brief &amp; Pavilion Prototypes</w:t>
+            </w:r>
+          </w:p>
+        </w:tc>
+        <w:tc>
+          <w:tcPr>
+            <w:tcW w:type="dxa" w:w="2304"/>
+            <w:shd w:fill="FFFFFF"/>
+            <w:tcMar>
+              <w:top w:w="100" w:type="dxa"/>
+              <w:bottom w:w="100" w:type="dxa"/>
+              <w:left w:w="160" w:type="dxa"/>
+              <w:right w:w="160" w:type="dxa"/>
+            </w:tcMar>
+          </w:tcPr>
+          <w:p>
+            <w:pPr>
+              <w:jc w:val="left"/>
+            </w:pPr>
+            <w:r>
+              <w:rPr>
+                <w:rFonts w:ascii="Calibri" w:hAnsi="Calibri"/>
+                <w:color w:val="282C29"/>
+                <w:sz w:val="18"/>
+              </w:rPr>
+              <w:t>Masterplan &amp; Design Briefs</w:t>
+            </w:r>
+          </w:p>
+        </w:tc>
+        <w:tc>
+          <w:tcPr>
+            <w:tcW w:type="dxa" w:w="864"/>
+            <w:shd w:fill="FFFFFF"/>
+            <w:tcMar>
+              <w:top w:w="100" w:type="dxa"/>
+              <w:bottom w:w="100" w:type="dxa"/>
+              <w:left w:w="160" w:type="dxa"/>
+              <w:right w:w="160" w:type="dxa"/>
+            </w:tcMar>
+          </w:tcPr>
+          <w:p>
+            <w:pPr>
+              <w:jc w:val="left"/>
+            </w:pPr>
+            <w:r>
+              <w:rPr>
+                <w:rFonts w:ascii="Calibri" w:hAnsi="Calibri"/>
+                <w:color w:val="282C29"/>
+                <w:sz w:val="18"/>
+              </w:rPr>
+              <w:t>PDF</w:t>
+            </w:r>
+          </w:p>
+        </w:tc>
+        <w:tc>
+          <w:tcPr>
+            <w:tcW w:type="dxa" w:w="1440"/>
+            <w:shd w:fill="FFFFFF"/>
+            <w:tcMar>
+              <w:top w:w="100" w:type="dxa"/>
+              <w:bottom w:w="100" w:type="dxa"/>
+              <w:left w:w="160" w:type="dxa"/>
+              <w:right w:w="160" w:type="dxa"/>
+            </w:tcMar>
+          </w:tcPr>
+          <w:p>
+            <w:pPr>
+              <w:jc w:val="left"/>
+            </w:pPr>
+            <w:r>
+              <w:rPr>
+                <w:rFonts w:ascii="Calibri" w:hAnsi="Calibri"/>
+                <w:color w:val="282C29"/>
+                <w:sz w:val="18"/>
+              </w:rPr>
+              <w:t>Tier 3 Approved</w:t>
+            </w:r>
+          </w:p>
+        </w:tc>
+        <w:tc>
+          <w:tcPr>
+            <w:tcW w:type="dxa" w:w="1152"/>
+            <w:shd w:fill="FFFFFF"/>
+            <w:tcMar>
+              <w:top w:w="100" w:type="dxa"/>
+              <w:bottom w:w="100" w:type="dxa"/>
+              <w:left w:w="160" w:type="dxa"/>
+              <w:right w:w="160" w:type="dxa"/>
+            </w:tcMar>
+          </w:tcPr>
+          <w:p>
+            <w:pPr>
+              <w:jc w:val="left"/>
+            </w:pPr>
+            <w:r>
+              <w:rPr>
+                <w:rFonts w:ascii="Calibri" w:hAnsi="Calibri"/>
+                <w:color w:val="282C29"/>
+                <w:sz w:val="18"/>
+              </w:rPr>
+              <w:t>Available</w:t>
+            </w:r>
+          </w:p>
+        </w:tc>
+      </w:tr>
+      <w:tr>
+        <w:tc>
+          <w:tcPr>
+            <w:tcW w:type="dxa" w:w="864"/>
+            <w:shd w:fill="FAF8F5"/>
+            <w:tcMar>
+              <w:top w:w="100" w:type="dxa"/>
+              <w:bottom w:w="100" w:type="dxa"/>
+              <w:left w:w="160" w:type="dxa"/>
+              <w:right w:w="160" w:type="dxa"/>
+            </w:tcMar>
+          </w:tcPr>
+          <w:p>
+            <w:pPr>
+              <w:jc w:val="left"/>
+            </w:pPr>
+            <w:r>
+              <w:rPr>
+                <w:rFonts w:ascii="Calibri" w:hAnsi="Calibri"/>
+                <w:color w:val="282C29"/>
+                <w:sz w:val="18"/>
+              </w:rPr>
+              <w:t>04.03</w:t>
+            </w:r>
+          </w:p>
+        </w:tc>
+        <w:tc>
+          <w:tcPr>
+            <w:tcW w:type="dxa" w:w="3456"/>
+            <w:shd w:fill="FAF8F5"/>
+            <w:tcMar>
+              <w:top w:w="100" w:type="dxa"/>
+              <w:bottom w:w="100" w:type="dxa"/>
+              <w:left w:w="160" w:type="dxa"/>
+              <w:right w:w="160" w:type="dxa"/>
+            </w:tcMar>
+          </w:tcPr>
+          <w:p>
+            <w:pPr>
+              <w:jc w:val="left"/>
+            </w:pPr>
+            <w:r>
+              <w:rPr>
+                <w:rFonts w:ascii="Calibri" w:hAnsi="Calibri"/>
+                <w:color w:val="282C29"/>
+                <w:sz w:val="18"/>
+              </w:rPr>
+              <w:t>Permaculture &amp; Agroforestry Landscape Plan</w:t>
+            </w:r>
+          </w:p>
+        </w:tc>
+        <w:tc>
+          <w:tcPr>
+            <w:tcW w:type="dxa" w:w="2304"/>
+            <w:shd w:fill="FAF8F5"/>
+            <w:tcMar>
+              <w:top w:w="100" w:type="dxa"/>
+              <w:bottom w:w="100" w:type="dxa"/>
+              <w:left w:w="160" w:type="dxa"/>
+              <w:right w:w="160" w:type="dxa"/>
+            </w:tcMar>
+          </w:tcPr>
+          <w:p>
+            <w:pPr>
+              <w:jc w:val="left"/>
+            </w:pPr>
+            <w:r>
+              <w:rPr>
+                <w:rFonts w:ascii="Calibri" w:hAnsi="Calibri"/>
+                <w:color w:val="282C29"/>
+                <w:sz w:val="18"/>
+              </w:rPr>
+              <w:t>Masterplan &amp; Design Briefs</w:t>
+            </w:r>
+          </w:p>
+        </w:tc>
+        <w:tc>
+          <w:tcPr>
+            <w:tcW w:type="dxa" w:w="864"/>
+            <w:shd w:fill="FAF8F5"/>
+            <w:tcMar>
+              <w:top w:w="100" w:type="dxa"/>
+              <w:bottom w:w="100" w:type="dxa"/>
+              <w:left w:w="160" w:type="dxa"/>
+              <w:right w:w="160" w:type="dxa"/>
+            </w:tcMar>
+          </w:tcPr>
+          <w:p>
+            <w:pPr>
+              <w:jc w:val="left"/>
+            </w:pPr>
+            <w:r>
+              <w:rPr>
+                <w:rFonts w:ascii="Calibri" w:hAnsi="Calibri"/>
+                <w:color w:val="282C29"/>
+                <w:sz w:val="18"/>
+              </w:rPr>
+              <w:t>PDF</w:t>
+            </w:r>
+          </w:p>
+        </w:tc>
+        <w:tc>
+          <w:tcPr>
+            <w:tcW w:type="dxa" w:w="1440"/>
+            <w:shd w:fill="FAF8F5"/>
+            <w:tcMar>
+              <w:top w:w="100" w:type="dxa"/>
+              <w:bottom w:w="100" w:type="dxa"/>
+              <w:left w:w="160" w:type="dxa"/>
+              <w:right w:w="160" w:type="dxa"/>
+            </w:tcMar>
+          </w:tcPr>
+          <w:p>
+            <w:pPr>
+              <w:jc w:val="left"/>
+            </w:pPr>
+            <w:r>
+              <w:rPr>
+                <w:rFonts w:ascii="Calibri" w:hAnsi="Calibri"/>
+                <w:color w:val="282C29"/>
+                <w:sz w:val="18"/>
+              </w:rPr>
+              <w:t>Tier 3 Approved</w:t>
+            </w:r>
+          </w:p>
+        </w:tc>
+        <w:tc>
+          <w:tcPr>
+            <w:tcW w:type="dxa" w:w="1152"/>
+            <w:shd w:fill="FAF8F5"/>
+            <w:tcMar>
+              <w:top w:w="100" w:type="dxa"/>
+              <w:bottom w:w="100" w:type="dxa"/>
+              <w:left w:w="160" w:type="dxa"/>
+              <w:right w:w="160" w:type="dxa"/>
+            </w:tcMar>
+          </w:tcPr>
+          <w:p>
+            <w:pPr>
+              <w:jc w:val="left"/>
+            </w:pPr>
+            <w:r>
+              <w:rPr>
+                <w:rFonts w:ascii="Calibri" w:hAnsi="Calibri"/>
+                <w:color w:val="282C29"/>
+                <w:sz w:val="18"/>
+              </w:rPr>
+              <w:t>Available</w:t>
+            </w:r>
+          </w:p>
+        </w:tc>
+      </w:tr>
+      <w:tr>
+        <w:tc>
+          <w:tcPr>
+            <w:tcW w:type="dxa" w:w="864"/>
+            <w:shd w:fill="FFFFFF"/>
+            <w:tcMar>
+              <w:top w:w="100" w:type="dxa"/>
+              <w:bottom w:w="100" w:type="dxa"/>
+              <w:left w:w="160" w:type="dxa"/>
+              <w:right w:w="160" w:type="dxa"/>
+            </w:tcMar>
+          </w:tcPr>
+          <w:p>
+            <w:pPr>
+              <w:jc w:val="left"/>
+            </w:pPr>
+            <w:r>
+              <w:rPr>
+                <w:rFonts w:ascii="Calibri" w:hAnsi="Calibri"/>
+                <w:color w:val="282C29"/>
+                <w:sz w:val="18"/>
+              </w:rPr>
+              <w:t>04.04</w:t>
+            </w:r>
+          </w:p>
+        </w:tc>
+        <w:tc>
+          <w:tcPr>
+            <w:tcW w:type="dxa" w:w="3456"/>
+            <w:shd w:fill="FFFFFF"/>
+            <w:tcMar>
+              <w:top w:w="100" w:type="dxa"/>
+              <w:bottom w:w="100" w:type="dxa"/>
+              <w:left w:w="160" w:type="dxa"/>
+              <w:right w:w="160" w:type="dxa"/>
+            </w:tcMar>
+          </w:tcPr>
+          <w:p>
+            <w:pPr>
+              <w:jc w:val="left"/>
+            </w:pPr>
+            <w:r>
+              <w:rPr>
+                <w:rFonts w:ascii="Calibri" w:hAnsi="Calibri"/>
+                <w:color w:val="282C29"/>
+                <w:sz w:val="18"/>
+              </w:rPr>
+              <w:t>Visual Direction &amp; Material Moodboard Portfolio</w:t>
+            </w:r>
+          </w:p>
+        </w:tc>
+        <w:tc>
+          <w:tcPr>
+            <w:tcW w:type="dxa" w:w="2304"/>
+            <w:shd w:fill="FFFFFF"/>
+            <w:tcMar>
+              <w:top w:w="100" w:type="dxa"/>
+              <w:bottom w:w="100" w:type="dxa"/>
+              <w:left w:w="160" w:type="dxa"/>
+              <w:right w:w="160" w:type="dxa"/>
+            </w:tcMar>
+          </w:tcPr>
+          <w:p>
+            <w:pPr>
+              <w:jc w:val="left"/>
+            </w:pPr>
+            <w:r>
+              <w:rPr>
+                <w:rFonts w:ascii="Calibri" w:hAnsi="Calibri"/>
+                <w:color w:val="282C29"/>
+                <w:sz w:val="18"/>
+              </w:rPr>
+              <w:t>Masterplan &amp; Design Briefs</w:t>
+            </w:r>
+          </w:p>
+        </w:tc>
+        <w:tc>
+          <w:tcPr>
+            <w:tcW w:type="dxa" w:w="864"/>
+            <w:shd w:fill="FFFFFF"/>
+            <w:tcMar>
+              <w:top w:w="100" w:type="dxa"/>
+              <w:bottom w:w="100" w:type="dxa"/>
+              <w:left w:w="160" w:type="dxa"/>
+              <w:right w:w="160" w:type="dxa"/>
+            </w:tcMar>
+          </w:tcPr>
+          <w:p>
+            <w:pPr>
+              <w:jc w:val="left"/>
+            </w:pPr>
+            <w:r>
+              <w:rPr>
+                <w:rFonts w:ascii="Calibri" w:hAnsi="Calibri"/>
+                <w:color w:val="282C29"/>
+                <w:sz w:val="18"/>
+              </w:rPr>
+              <w:t>PDF</w:t>
+            </w:r>
+          </w:p>
+        </w:tc>
+        <w:tc>
+          <w:tcPr>
+            <w:tcW w:type="dxa" w:w="1440"/>
+            <w:shd w:fill="FFFFFF"/>
+            <w:tcMar>
+              <w:top w:w="100" w:type="dxa"/>
+              <w:bottom w:w="100" w:type="dxa"/>
+              <w:left w:w="160" w:type="dxa"/>
+              <w:right w:w="160" w:type="dxa"/>
+            </w:tcMar>
+          </w:tcPr>
+          <w:p>
+            <w:pPr>
+              <w:jc w:val="left"/>
+            </w:pPr>
+            <w:r>
+              <w:rPr>
+                <w:rFonts w:ascii="Calibri" w:hAnsi="Calibri"/>
+                <w:color w:val="282C29"/>
+                <w:sz w:val="18"/>
+              </w:rPr>
+              <w:t>Tier 2 Registered</w:t>
+            </w:r>
+          </w:p>
+        </w:tc>
+        <w:tc>
+          <w:tcPr>
+            <w:tcW w:type="dxa" w:w="1152"/>
+            <w:shd w:fill="FFFFFF"/>
+            <w:tcMar>
+              <w:top w:w="100" w:type="dxa"/>
+              <w:bottom w:w="100" w:type="dxa"/>
+              <w:left w:w="160" w:type="dxa"/>
+              <w:right w:w="160" w:type="dxa"/>
+            </w:tcMar>
+          </w:tcPr>
+          <w:p>
+            <w:pPr>
+              <w:jc w:val="left"/>
+            </w:pPr>
+            <w:r>
+              <w:rPr>
+                <w:rFonts w:ascii="Calibri" w:hAnsi="Calibri"/>
+                <w:color w:val="282C29"/>
+                <w:sz w:val="18"/>
+              </w:rPr>
+              <w:t>Available</w:t>
+            </w:r>
+          </w:p>
+        </w:tc>
+      </w:tr>
+      <w:tr>
+        <w:tc>
+          <w:tcPr>
+            <w:tcW w:type="dxa" w:w="864"/>
+            <w:shd w:fill="FAF8F5"/>
+            <w:tcMar>
+              <w:top w:w="100" w:type="dxa"/>
+              <w:bottom w:w="100" w:type="dxa"/>
+              <w:left w:w="160" w:type="dxa"/>
+              <w:right w:w="160" w:type="dxa"/>
+            </w:tcMar>
+          </w:tcPr>
+          <w:p>
+            <w:pPr>
+              <w:jc w:val="left"/>
+            </w:pPr>
+            <w:r>
+              <w:rPr>
+                <w:rFonts w:ascii="Calibri" w:hAnsi="Calibri"/>
+                <w:color w:val="282C29"/>
+                <w:sz w:val="18"/>
+              </w:rPr>
+              <w:t>05.01</w:t>
+            </w:r>
+          </w:p>
+        </w:tc>
+        <w:tc>
+          <w:tcPr>
+            <w:tcW w:type="dxa" w:w="3456"/>
+            <w:shd w:fill="FAF8F5"/>
+            <w:tcMar>
+              <w:top w:w="100" w:type="dxa"/>
+              <w:bottom w:w="100" w:type="dxa"/>
+              <w:left w:w="160" w:type="dxa"/>
+              <w:right w:w="160" w:type="dxa"/>
+            </w:tcMar>
+          </w:tcPr>
+          <w:p>
+            <w:pPr>
+              <w:jc w:val="left"/>
+            </w:pPr>
+            <w:r>
+              <w:rPr>
+                <w:rFonts w:ascii="Calibri" w:hAnsi="Calibri"/>
+                <w:color w:val="282C29"/>
+                <w:sz w:val="18"/>
+              </w:rPr>
+              <w:t>10-Year Illustrative Financial Model (Interactive XLSX)</w:t>
+            </w:r>
+          </w:p>
+        </w:tc>
+        <w:tc>
+          <w:tcPr>
+            <w:tcW w:type="dxa" w:w="2304"/>
+            <w:shd w:fill="FAF8F5"/>
+            <w:tcMar>
+              <w:top w:w="100" w:type="dxa"/>
+              <w:bottom w:w="100" w:type="dxa"/>
+              <w:left w:w="160" w:type="dxa"/>
+              <w:right w:w="160" w:type="dxa"/>
+            </w:tcMar>
+          </w:tcPr>
+          <w:p>
+            <w:pPr>
+              <w:jc w:val="left"/>
+            </w:pPr>
+            <w:r>
+              <w:rPr>
+                <w:rFonts w:ascii="Calibri" w:hAnsi="Calibri"/>
+                <w:color w:val="282C29"/>
+                <w:sz w:val="18"/>
+              </w:rPr>
+              <w:t>Financial &amp; Cost Control</w:t>
+            </w:r>
+          </w:p>
+        </w:tc>
+        <w:tc>
+          <w:tcPr>
+            <w:tcW w:type="dxa" w:w="864"/>
+            <w:shd w:fill="FAF8F5"/>
+            <w:tcMar>
+              <w:top w:w="100" w:type="dxa"/>
+              <w:bottom w:w="100" w:type="dxa"/>
+              <w:left w:w="160" w:type="dxa"/>
+              <w:right w:w="160" w:type="dxa"/>
+            </w:tcMar>
+          </w:tcPr>
+          <w:p>
+            <w:pPr>
+              <w:jc w:val="left"/>
+            </w:pPr>
+            <w:r>
+              <w:rPr>
+                <w:rFonts w:ascii="Calibri" w:hAnsi="Calibri"/>
+                <w:color w:val="282C29"/>
+                <w:sz w:val="18"/>
+              </w:rPr>
+              <w:t>XLSX</w:t>
+            </w:r>
+          </w:p>
+        </w:tc>
+        <w:tc>
+          <w:tcPr>
+            <w:tcW w:type="dxa" w:w="1440"/>
+            <w:shd w:fill="FAF8F5"/>
+            <w:tcMar>
+              <w:top w:w="100" w:type="dxa"/>
+              <w:bottom w:w="100" w:type="dxa"/>
+              <w:left w:w="160" w:type="dxa"/>
+              <w:right w:w="160" w:type="dxa"/>
+            </w:tcMar>
+          </w:tcPr>
+          <w:p>
+            <w:pPr>
+              <w:jc w:val="left"/>
+            </w:pPr>
+            <w:r>
+              <w:rPr>
+                <w:rFonts w:ascii="Calibri" w:hAnsi="Calibri"/>
+                <w:color w:val="282C29"/>
+                <w:sz w:val="18"/>
+              </w:rPr>
+              <w:t>Tier 3 Approved</w:t>
+            </w:r>
+          </w:p>
+        </w:tc>
+        <w:tc>
+          <w:tcPr>
+            <w:tcW w:type="dxa" w:w="1152"/>
+            <w:shd w:fill="FAF8F5"/>
+            <w:tcMar>
+              <w:top w:w="100" w:type="dxa"/>
+              <w:bottom w:w="100" w:type="dxa"/>
+              <w:left w:w="160" w:type="dxa"/>
+              <w:right w:w="160" w:type="dxa"/>
+            </w:tcMar>
+          </w:tcPr>
+          <w:p>
+            <w:pPr>
+              <w:jc w:val="left"/>
+            </w:pPr>
+            <w:r>
+              <w:rPr>
+                <w:rFonts w:ascii="Calibri" w:hAnsi="Calibri"/>
+                <w:color w:val="282C29"/>
+                <w:sz w:val="18"/>
+              </w:rPr>
+              <w:t>Available</w:t>
+            </w:r>
+          </w:p>
+        </w:tc>
+      </w:tr>
+      <w:tr>
+        <w:tc>
+          <w:tcPr>
+            <w:tcW w:type="dxa" w:w="864"/>
+            <w:shd w:fill="FFFFFF"/>
+            <w:tcMar>
+              <w:top w:w="100" w:type="dxa"/>
+              <w:bottom w:w="100" w:type="dxa"/>
+              <w:left w:w="160" w:type="dxa"/>
+              <w:right w:w="160" w:type="dxa"/>
+            </w:tcMar>
+          </w:tcPr>
+          <w:p>
+            <w:pPr>
+              <w:jc w:val="left"/>
+            </w:pPr>
+            <w:r>
+              <w:rPr>
+                <w:rFonts w:ascii="Calibri" w:hAnsi="Calibri"/>
+                <w:color w:val="282C29"/>
+                <w:sz w:val="18"/>
+              </w:rPr>
+              <w:t>05.02</w:t>
+            </w:r>
+          </w:p>
+        </w:tc>
+        <w:tc>
+          <w:tcPr>
+            <w:tcW w:type="dxa" w:w="3456"/>
+            <w:shd w:fill="FFFFFF"/>
+            <w:tcMar>
+              <w:top w:w="100" w:type="dxa"/>
+              <w:bottom w:w="100" w:type="dxa"/>
+              <w:left w:w="160" w:type="dxa"/>
+              <w:right w:w="160" w:type="dxa"/>
+            </w:tcMar>
+          </w:tcPr>
+          <w:p>
+            <w:pPr>
+              <w:jc w:val="left"/>
+            </w:pPr>
+            <w:r>
+              <w:rPr>
+                <w:rFonts w:ascii="Calibri" w:hAnsi="Calibri"/>
+                <w:color w:val="282C29"/>
+                <w:sz w:val="18"/>
+              </w:rPr>
+              <w:t>Sources &amp; Uses Verification Worksheet ($2.4M Reconciliation)</w:t>
+            </w:r>
+          </w:p>
+        </w:tc>
+        <w:tc>
+          <w:tcPr>
+            <w:tcW w:type="dxa" w:w="2304"/>
+            <w:shd w:fill="FFFFFF"/>
+            <w:tcMar>
+              <w:top w:w="100" w:type="dxa"/>
+              <w:bottom w:w="100" w:type="dxa"/>
+              <w:left w:w="160" w:type="dxa"/>
+              <w:right w:w="160" w:type="dxa"/>
+            </w:tcMar>
+          </w:tcPr>
+          <w:p>
+            <w:pPr>
+              <w:jc w:val="left"/>
+            </w:pPr>
+            <w:r>
+              <w:rPr>
+                <w:rFonts w:ascii="Calibri" w:hAnsi="Calibri"/>
+                <w:color w:val="282C29"/>
+                <w:sz w:val="18"/>
+              </w:rPr>
+              <w:t>Financial &amp; Cost Control</w:t>
+            </w:r>
+          </w:p>
+        </w:tc>
+        <w:tc>
+          <w:tcPr>
+            <w:tcW w:type="dxa" w:w="864"/>
+            <w:shd w:fill="FFFFFF"/>
+            <w:tcMar>
+              <w:top w:w="100" w:type="dxa"/>
+              <w:bottom w:w="100" w:type="dxa"/>
+              <w:left w:w="160" w:type="dxa"/>
+              <w:right w:w="160" w:type="dxa"/>
+            </w:tcMar>
+          </w:tcPr>
+          <w:p>
+            <w:pPr>
+              <w:jc w:val="left"/>
+            </w:pPr>
+            <w:r>
+              <w:rPr>
+                <w:rFonts w:ascii="Calibri" w:hAnsi="Calibri"/>
+                <w:color w:val="282C29"/>
+                <w:sz w:val="18"/>
+              </w:rPr>
+              <w:t>PDF</w:t>
+            </w:r>
+          </w:p>
+        </w:tc>
+        <w:tc>
+          <w:tcPr>
+            <w:tcW w:type="dxa" w:w="1440"/>
+            <w:shd w:fill="FFFFFF"/>
+            <w:tcMar>
+              <w:top w:w="100" w:type="dxa"/>
+              <w:bottom w:w="100" w:type="dxa"/>
+              <w:left w:w="160" w:type="dxa"/>
+              <w:right w:w="160" w:type="dxa"/>
+            </w:tcMar>
+          </w:tcPr>
+          <w:p>
+            <w:pPr>
+              <w:jc w:val="left"/>
+            </w:pPr>
+            <w:r>
+              <w:rPr>
+                <w:rFonts w:ascii="Calibri" w:hAnsi="Calibri"/>
+                <w:color w:val="282C29"/>
+                <w:sz w:val="18"/>
+              </w:rPr>
+              <w:t>Tier 3 Approved</w:t>
+            </w:r>
+          </w:p>
+        </w:tc>
+        <w:tc>
+          <w:tcPr>
+            <w:tcW w:type="dxa" w:w="1152"/>
+            <w:shd w:fill="FFFFFF"/>
+            <w:tcMar>
+              <w:top w:w="100" w:type="dxa"/>
+              <w:bottom w:w="100" w:type="dxa"/>
+              <w:left w:w="160" w:type="dxa"/>
+              <w:right w:w="160" w:type="dxa"/>
+            </w:tcMar>
+          </w:tcPr>
+          <w:p>
+            <w:pPr>
+              <w:jc w:val="left"/>
+            </w:pPr>
+            <w:r>
+              <w:rPr>
+                <w:rFonts w:ascii="Calibri" w:hAnsi="Calibri"/>
+                <w:color w:val="282C29"/>
+                <w:sz w:val="18"/>
+              </w:rPr>
+              <w:t>Available</w:t>
+            </w:r>
+          </w:p>
+        </w:tc>
+      </w:tr>
+      <w:tr>
+        <w:tc>
+          <w:tcPr>
+            <w:tcW w:type="dxa" w:w="864"/>
+            <w:shd w:fill="FAF8F5"/>
+            <w:tcMar>
+              <w:top w:w="100" w:type="dxa"/>
+              <w:bottom w:w="100" w:type="dxa"/>
+              <w:left w:w="160" w:type="dxa"/>
+              <w:right w:w="160" w:type="dxa"/>
+            </w:tcMar>
+          </w:tcPr>
+          <w:p>
+            <w:pPr>
+              <w:jc w:val="left"/>
+            </w:pPr>
+            <w:r>
+              <w:rPr>
+                <w:rFonts w:ascii="Calibri" w:hAnsi="Calibri"/>
+                <w:color w:val="282C29"/>
+                <w:sz w:val="18"/>
+              </w:rPr>
+              <w:t>05.03</w:t>
+            </w:r>
+          </w:p>
+        </w:tc>
+        <w:tc>
+          <w:tcPr>
+            <w:tcW w:type="dxa" w:w="3456"/>
+            <w:shd w:fill="FAF8F5"/>
+            <w:tcMar>
+              <w:top w:w="100" w:type="dxa"/>
+              <w:bottom w:w="100" w:type="dxa"/>
+              <w:left w:w="160" w:type="dxa"/>
+              <w:right w:w="160" w:type="dxa"/>
+            </w:tcMar>
+          </w:tcPr>
+          <w:p>
+            <w:pPr>
+              <w:jc w:val="left"/>
+            </w:pPr>
+            <w:r>
+              <w:rPr>
+                <w:rFonts w:ascii="Calibri" w:hAnsi="Calibri"/>
+                <w:color w:val="282C29"/>
+                <w:sz w:val="18"/>
+              </w:rPr>
+              <w:t>Quantity Surveyor (QS) Independent Cost Plan</w:t>
+            </w:r>
+          </w:p>
+        </w:tc>
+        <w:tc>
+          <w:tcPr>
+            <w:tcW w:type="dxa" w:w="2304"/>
+            <w:shd w:fill="FAF8F5"/>
+            <w:tcMar>
+              <w:top w:w="100" w:type="dxa"/>
+              <w:bottom w:w="100" w:type="dxa"/>
+              <w:left w:w="160" w:type="dxa"/>
+              <w:right w:w="160" w:type="dxa"/>
+            </w:tcMar>
+          </w:tcPr>
+          <w:p>
+            <w:pPr>
+              <w:jc w:val="left"/>
+            </w:pPr>
+            <w:r>
+              <w:rPr>
+                <w:rFonts w:ascii="Calibri" w:hAnsi="Calibri"/>
+                <w:color w:val="282C29"/>
+                <w:sz w:val="18"/>
+              </w:rPr>
+              <w:t>Financial &amp; Cost Control</w:t>
+            </w:r>
+          </w:p>
+        </w:tc>
+        <w:tc>
+          <w:tcPr>
+            <w:tcW w:type="dxa" w:w="864"/>
+            <w:shd w:fill="FAF8F5"/>
+            <w:tcMar>
+              <w:top w:w="100" w:type="dxa"/>
+              <w:bottom w:w="100" w:type="dxa"/>
+              <w:left w:w="160" w:type="dxa"/>
+              <w:right w:w="160" w:type="dxa"/>
+            </w:tcMar>
+          </w:tcPr>
+          <w:p>
+            <w:pPr>
+              <w:jc w:val="left"/>
+            </w:pPr>
+            <w:r>
+              <w:rPr>
+                <w:rFonts w:ascii="Calibri" w:hAnsi="Calibri"/>
+                <w:color w:val="282C29"/>
+                <w:sz w:val="18"/>
+              </w:rPr>
+              <w:t>PDF</w:t>
+            </w:r>
+          </w:p>
+        </w:tc>
+        <w:tc>
+          <w:tcPr>
+            <w:tcW w:type="dxa" w:w="1440"/>
+            <w:shd w:fill="FAF8F5"/>
+            <w:tcMar>
+              <w:top w:w="100" w:type="dxa"/>
+              <w:bottom w:w="100" w:type="dxa"/>
+              <w:left w:w="160" w:type="dxa"/>
+              <w:right w:w="160" w:type="dxa"/>
+            </w:tcMar>
+          </w:tcPr>
+          <w:p>
+            <w:pPr>
+              <w:jc w:val="left"/>
+            </w:pPr>
+            <w:r>
+              <w:rPr>
+                <w:rFonts w:ascii="Calibri" w:hAnsi="Calibri"/>
+                <w:color w:val="282C29"/>
+                <w:sz w:val="18"/>
+              </w:rPr>
+              <w:t>Tier 3 Approved</w:t>
+            </w:r>
+          </w:p>
+        </w:tc>
+        <w:tc>
+          <w:tcPr>
+            <w:tcW w:type="dxa" w:w="1152"/>
+            <w:shd w:fill="FAF8F5"/>
+            <w:tcMar>
+              <w:top w:w="100" w:type="dxa"/>
+              <w:bottom w:w="100" w:type="dxa"/>
+              <w:left w:w="160" w:type="dxa"/>
+              <w:right w:w="160" w:type="dxa"/>
+            </w:tcMar>
+          </w:tcPr>
+          <w:p>
+            <w:pPr>
+              <w:jc w:val="left"/>
+            </w:pPr>
+            <w:r>
+              <w:rPr>
+                <w:rFonts w:ascii="Calibri" w:hAnsi="Calibri"/>
+                <w:color w:val="282C29"/>
+                <w:sz w:val="18"/>
+              </w:rPr>
+              <w:t>Benchmark Active</w:t>
+            </w:r>
+          </w:p>
+        </w:tc>
+      </w:tr>
+      <w:tr>
+        <w:tc>
+          <w:tcPr>
+            <w:tcW w:type="dxa" w:w="864"/>
+            <w:shd w:fill="FFFFFF"/>
+            <w:tcMar>
+              <w:top w:w="100" w:type="dxa"/>
+              <w:bottom w:w="100" w:type="dxa"/>
+              <w:left w:w="160" w:type="dxa"/>
+              <w:right w:w="160" w:type="dxa"/>
+            </w:tcMar>
+          </w:tcPr>
+          <w:p>
+            <w:pPr>
+              <w:jc w:val="left"/>
+            </w:pPr>
+            <w:r>
+              <w:rPr>
+                <w:rFonts w:ascii="Calibri" w:hAnsi="Calibri"/>
+                <w:color w:val="282C29"/>
+                <w:sz w:val="18"/>
+              </w:rPr>
+              <w:t>05.04</w:t>
+            </w:r>
+          </w:p>
+        </w:tc>
+        <w:tc>
+          <w:tcPr>
+            <w:tcW w:type="dxa" w:w="3456"/>
+            <w:shd w:fill="FFFFFF"/>
+            <w:tcMar>
+              <w:top w:w="100" w:type="dxa"/>
+              <w:bottom w:w="100" w:type="dxa"/>
+              <w:left w:w="160" w:type="dxa"/>
+              <w:right w:w="160" w:type="dxa"/>
+            </w:tcMar>
+          </w:tcPr>
+          <w:p>
+            <w:pPr>
+              <w:jc w:val="left"/>
+            </w:pPr>
+            <w:r>
+              <w:rPr>
+                <w:rFonts w:ascii="Calibri" w:hAnsi="Calibri"/>
+                <w:color w:val="282C29"/>
+                <w:sz w:val="18"/>
+              </w:rPr>
+              <w:t>Pre-Opening Operating Budget &amp; Working Capital Schedule</w:t>
+            </w:r>
+          </w:p>
+        </w:tc>
+        <w:tc>
+          <w:tcPr>
+            <w:tcW w:type="dxa" w:w="2304"/>
+            <w:shd w:fill="FFFFFF"/>
+            <w:tcMar>
+              <w:top w:w="100" w:type="dxa"/>
+              <w:bottom w:w="100" w:type="dxa"/>
+              <w:left w:w="160" w:type="dxa"/>
+              <w:right w:w="160" w:type="dxa"/>
+            </w:tcMar>
+          </w:tcPr>
+          <w:p>
+            <w:pPr>
+              <w:jc w:val="left"/>
+            </w:pPr>
+            <w:r>
+              <w:rPr>
+                <w:rFonts w:ascii="Calibri" w:hAnsi="Calibri"/>
+                <w:color w:val="282C29"/>
+                <w:sz w:val="18"/>
+              </w:rPr>
+              <w:t>Financial &amp; Cost Control</w:t>
+            </w:r>
+          </w:p>
+        </w:tc>
+        <w:tc>
+          <w:tcPr>
+            <w:tcW w:type="dxa" w:w="864"/>
+            <w:shd w:fill="FFFFFF"/>
+            <w:tcMar>
+              <w:top w:w="100" w:type="dxa"/>
+              <w:bottom w:w="100" w:type="dxa"/>
+              <w:left w:w="160" w:type="dxa"/>
+              <w:right w:w="160" w:type="dxa"/>
+            </w:tcMar>
+          </w:tcPr>
+          <w:p>
+            <w:pPr>
+              <w:jc w:val="left"/>
+            </w:pPr>
+            <w:r>
+              <w:rPr>
+                <w:rFonts w:ascii="Calibri" w:hAnsi="Calibri"/>
+                <w:color w:val="282C29"/>
+                <w:sz w:val="18"/>
+              </w:rPr>
+              <w:t>PDF</w:t>
+            </w:r>
+          </w:p>
+        </w:tc>
+        <w:tc>
+          <w:tcPr>
+            <w:tcW w:type="dxa" w:w="1440"/>
+            <w:shd w:fill="FFFFFF"/>
+            <w:tcMar>
+              <w:top w:w="100" w:type="dxa"/>
+              <w:bottom w:w="100" w:type="dxa"/>
+              <w:left w:w="160" w:type="dxa"/>
+              <w:right w:w="160" w:type="dxa"/>
+            </w:tcMar>
+          </w:tcPr>
+          <w:p>
+            <w:pPr>
+              <w:jc w:val="left"/>
+            </w:pPr>
+            <w:r>
+              <w:rPr>
+                <w:rFonts w:ascii="Calibri" w:hAnsi="Calibri"/>
+                <w:color w:val="282C29"/>
+                <w:sz w:val="18"/>
+              </w:rPr>
+              <w:t>Tier 3 Approved</w:t>
+            </w:r>
+          </w:p>
+        </w:tc>
+        <w:tc>
+          <w:tcPr>
+            <w:tcW w:type="dxa" w:w="1152"/>
+            <w:shd w:fill="FFFFFF"/>
+            <w:tcMar>
+              <w:top w:w="100" w:type="dxa"/>
+              <w:bottom w:w="100" w:type="dxa"/>
+              <w:left w:w="160" w:type="dxa"/>
+              <w:right w:w="160" w:type="dxa"/>
+            </w:tcMar>
+          </w:tcPr>
+          <w:p>
+            <w:pPr>
+              <w:jc w:val="left"/>
+            </w:pPr>
+            <w:r>
+              <w:rPr>
+                <w:rFonts w:ascii="Calibri" w:hAnsi="Calibri"/>
+                <w:color w:val="282C29"/>
+                <w:sz w:val="18"/>
+              </w:rPr>
+              <w:t>Available</w:t>
+            </w:r>
+          </w:p>
+        </w:tc>
+      </w:tr>
+      <w:tr>
+        <w:tc>
+          <w:tcPr>
+            <w:tcW w:type="dxa" w:w="864"/>
+            <w:shd w:fill="FAF8F5"/>
+            <w:tcMar>
+              <w:top w:w="100" w:type="dxa"/>
+              <w:bottom w:w="100" w:type="dxa"/>
+              <w:left w:w="160" w:type="dxa"/>
+              <w:right w:w="160" w:type="dxa"/>
+            </w:tcMar>
+          </w:tcPr>
+          <w:p>
+            <w:pPr>
+              <w:jc w:val="left"/>
+            </w:pPr>
+            <w:r>
+              <w:rPr>
+                <w:rFonts w:ascii="Calibri" w:hAnsi="Calibri"/>
+                <w:color w:val="282C29"/>
+                <w:sz w:val="18"/>
+              </w:rPr>
+              <w:t>06.01</w:t>
+            </w:r>
+          </w:p>
+        </w:tc>
+        <w:tc>
+          <w:tcPr>
+            <w:tcW w:type="dxa" w:w="3456"/>
+            <w:shd w:fill="FAF8F5"/>
+            <w:tcMar>
+              <w:top w:w="100" w:type="dxa"/>
+              <w:bottom w:w="100" w:type="dxa"/>
+              <w:left w:w="160" w:type="dxa"/>
+              <w:right w:w="160" w:type="dxa"/>
+            </w:tcMar>
+          </w:tcPr>
+          <w:p>
+            <w:pPr>
+              <w:jc w:val="left"/>
+            </w:pPr>
+            <w:r>
+              <w:rPr>
+                <w:rFonts w:ascii="Calibri" w:hAnsi="Calibri"/>
+                <w:color w:val="282C29"/>
+                <w:sz w:val="18"/>
+              </w:rPr>
+              <w:t>NEMA Environmental &amp; Social Impact Assessment (ESIA) Brief</w:t>
+            </w:r>
+          </w:p>
+        </w:tc>
+        <w:tc>
+          <w:tcPr>
+            <w:tcW w:type="dxa" w:w="2304"/>
+            <w:shd w:fill="FAF8F5"/>
+            <w:tcMar>
+              <w:top w:w="100" w:type="dxa"/>
+              <w:bottom w:w="100" w:type="dxa"/>
+              <w:left w:w="160" w:type="dxa"/>
+              <w:right w:w="160" w:type="dxa"/>
+            </w:tcMar>
+          </w:tcPr>
+          <w:p>
+            <w:pPr>
+              <w:jc w:val="left"/>
+            </w:pPr>
+            <w:r>
+              <w:rPr>
+                <w:rFonts w:ascii="Calibri" w:hAnsi="Calibri"/>
+                <w:color w:val="282C29"/>
+                <w:sz w:val="18"/>
+              </w:rPr>
+              <w:t>Statutory Approvals &amp; Permitting</w:t>
+            </w:r>
+          </w:p>
+        </w:tc>
+        <w:tc>
+          <w:tcPr>
+            <w:tcW w:type="dxa" w:w="864"/>
+            <w:shd w:fill="FAF8F5"/>
+            <w:tcMar>
+              <w:top w:w="100" w:type="dxa"/>
+              <w:bottom w:w="100" w:type="dxa"/>
+              <w:left w:w="160" w:type="dxa"/>
+              <w:right w:w="160" w:type="dxa"/>
+            </w:tcMar>
+          </w:tcPr>
+          <w:p>
+            <w:pPr>
+              <w:jc w:val="left"/>
+            </w:pPr>
+            <w:r>
+              <w:rPr>
+                <w:rFonts w:ascii="Calibri" w:hAnsi="Calibri"/>
+                <w:color w:val="282C29"/>
+                <w:sz w:val="18"/>
+              </w:rPr>
+              <w:t>PDF</w:t>
+            </w:r>
+          </w:p>
+        </w:tc>
+        <w:tc>
+          <w:tcPr>
+            <w:tcW w:type="dxa" w:w="1440"/>
+            <w:shd w:fill="FAF8F5"/>
+            <w:tcMar>
+              <w:top w:w="100" w:type="dxa"/>
+              <w:bottom w:w="100" w:type="dxa"/>
+              <w:left w:w="160" w:type="dxa"/>
+              <w:right w:w="160" w:type="dxa"/>
+            </w:tcMar>
+          </w:tcPr>
+          <w:p>
+            <w:pPr>
+              <w:jc w:val="left"/>
+            </w:pPr>
+            <w:r>
+              <w:rPr>
+                <w:rFonts w:ascii="Calibri" w:hAnsi="Calibri"/>
+                <w:color w:val="282C29"/>
+                <w:sz w:val="18"/>
+              </w:rPr>
+              <w:t>Tier 3 Approved</w:t>
+            </w:r>
+          </w:p>
+        </w:tc>
+        <w:tc>
+          <w:tcPr>
+            <w:tcW w:type="dxa" w:w="1152"/>
+            <w:shd w:fill="FAF8F5"/>
+            <w:tcMar>
+              <w:top w:w="100" w:type="dxa"/>
+              <w:bottom w:w="100" w:type="dxa"/>
+              <w:left w:w="160" w:type="dxa"/>
+              <w:right w:w="160" w:type="dxa"/>
+            </w:tcMar>
+          </w:tcPr>
+          <w:p>
+            <w:pPr>
+              <w:jc w:val="left"/>
+            </w:pPr>
+            <w:r>
+              <w:rPr>
+                <w:rFonts w:ascii="Calibri" w:hAnsi="Calibri"/>
+                <w:color w:val="282C29"/>
+                <w:sz w:val="18"/>
+              </w:rPr>
+              <w:t>Active Brief</w:t>
+            </w:r>
+          </w:p>
+        </w:tc>
+      </w:tr>
+      <w:tr>
+        <w:tc>
+          <w:tcPr>
+            <w:tcW w:type="dxa" w:w="864"/>
+            <w:shd w:fill="FFFFFF"/>
+            <w:tcMar>
+              <w:top w:w="100" w:type="dxa"/>
+              <w:bottom w:w="100" w:type="dxa"/>
+              <w:left w:w="160" w:type="dxa"/>
+              <w:right w:w="160" w:type="dxa"/>
+            </w:tcMar>
+          </w:tcPr>
+          <w:p>
+            <w:pPr>
+              <w:jc w:val="left"/>
+            </w:pPr>
+            <w:r>
+              <w:rPr>
+                <w:rFonts w:ascii="Calibri" w:hAnsi="Calibri"/>
+                <w:color w:val="282C29"/>
+                <w:sz w:val="18"/>
+              </w:rPr>
+              <w:t>06.02</w:t>
+            </w:r>
+          </w:p>
+        </w:tc>
+        <w:tc>
+          <w:tcPr>
+            <w:tcW w:type="dxa" w:w="3456"/>
+            <w:shd w:fill="FFFFFF"/>
+            <w:tcMar>
+              <w:top w:w="100" w:type="dxa"/>
+              <w:bottom w:w="100" w:type="dxa"/>
+              <w:left w:w="160" w:type="dxa"/>
+              <w:right w:w="160" w:type="dxa"/>
+            </w:tcMar>
+          </w:tcPr>
+          <w:p>
+            <w:pPr>
+              <w:jc w:val="left"/>
+            </w:pPr>
+            <w:r>
+              <w:rPr>
+                <w:rFonts w:ascii="Calibri" w:hAnsi="Calibri"/>
+                <w:color w:val="282C29"/>
+                <w:sz w:val="18"/>
+              </w:rPr>
+              <w:t>County Government of Laikipia Change-of-User Framework</w:t>
+            </w:r>
+          </w:p>
+        </w:tc>
+        <w:tc>
+          <w:tcPr>
+            <w:tcW w:type="dxa" w:w="2304"/>
+            <w:shd w:fill="FFFFFF"/>
+            <w:tcMar>
+              <w:top w:w="100" w:type="dxa"/>
+              <w:bottom w:w="100" w:type="dxa"/>
+              <w:left w:w="160" w:type="dxa"/>
+              <w:right w:w="160" w:type="dxa"/>
+            </w:tcMar>
+          </w:tcPr>
+          <w:p>
+            <w:pPr>
+              <w:jc w:val="left"/>
+            </w:pPr>
+            <w:r>
+              <w:rPr>
+                <w:rFonts w:ascii="Calibri" w:hAnsi="Calibri"/>
+                <w:color w:val="282C29"/>
+                <w:sz w:val="18"/>
+              </w:rPr>
+              <w:t>Statutory Approvals &amp; Permitting</w:t>
+            </w:r>
+          </w:p>
+        </w:tc>
+        <w:tc>
+          <w:tcPr>
+            <w:tcW w:type="dxa" w:w="864"/>
+            <w:shd w:fill="FFFFFF"/>
+            <w:tcMar>
+              <w:top w:w="100" w:type="dxa"/>
+              <w:bottom w:w="100" w:type="dxa"/>
+              <w:left w:w="160" w:type="dxa"/>
+              <w:right w:w="160" w:type="dxa"/>
+            </w:tcMar>
+          </w:tcPr>
+          <w:p>
+            <w:pPr>
+              <w:jc w:val="left"/>
+            </w:pPr>
+            <w:r>
+              <w:rPr>
+                <w:rFonts w:ascii="Calibri" w:hAnsi="Calibri"/>
+                <w:color w:val="282C29"/>
+                <w:sz w:val="18"/>
+              </w:rPr>
+              <w:t>PDF</w:t>
+            </w:r>
+          </w:p>
+        </w:tc>
+        <w:tc>
+          <w:tcPr>
+            <w:tcW w:type="dxa" w:w="1440"/>
+            <w:shd w:fill="FFFFFF"/>
+            <w:tcMar>
+              <w:top w:w="100" w:type="dxa"/>
+              <w:bottom w:w="100" w:type="dxa"/>
+              <w:left w:w="160" w:type="dxa"/>
+              <w:right w:w="160" w:type="dxa"/>
+            </w:tcMar>
+          </w:tcPr>
+          <w:p>
+            <w:pPr>
+              <w:jc w:val="left"/>
+            </w:pPr>
+            <w:r>
+              <w:rPr>
+                <w:rFonts w:ascii="Calibri" w:hAnsi="Calibri"/>
+                <w:color w:val="282C29"/>
+                <w:sz w:val="18"/>
+              </w:rPr>
+              <w:t>Tier 3 Approved</w:t>
+            </w:r>
+          </w:p>
+        </w:tc>
+        <w:tc>
+          <w:tcPr>
+            <w:tcW w:type="dxa" w:w="1152"/>
+            <w:shd w:fill="FFFFFF"/>
+            <w:tcMar>
+              <w:top w:w="100" w:type="dxa"/>
+              <w:bottom w:w="100" w:type="dxa"/>
+              <w:left w:w="160" w:type="dxa"/>
+              <w:right w:w="160" w:type="dxa"/>
+            </w:tcMar>
+          </w:tcPr>
+          <w:p>
+            <w:pPr>
+              <w:jc w:val="left"/>
+            </w:pPr>
+            <w:r>
+              <w:rPr>
+                <w:rFonts w:ascii="Calibri" w:hAnsi="Calibri"/>
+                <w:color w:val="282C29"/>
+                <w:sz w:val="18"/>
+              </w:rPr>
+              <w:t>Pre-Consultation</w:t>
+            </w:r>
+          </w:p>
+        </w:tc>
+      </w:tr>
+      <w:tr>
+        <w:tc>
+          <w:tcPr>
+            <w:tcW w:type="dxa" w:w="864"/>
+            <w:shd w:fill="FAF8F5"/>
+            <w:tcMar>
+              <w:top w:w="100" w:type="dxa"/>
+              <w:bottom w:w="100" w:type="dxa"/>
+              <w:left w:w="160" w:type="dxa"/>
+              <w:right w:w="160" w:type="dxa"/>
+            </w:tcMar>
+          </w:tcPr>
+          <w:p>
+            <w:pPr>
+              <w:jc w:val="left"/>
+            </w:pPr>
+            <w:r>
+              <w:rPr>
+                <w:rFonts w:ascii="Calibri" w:hAnsi="Calibri"/>
+                <w:color w:val="282C29"/>
+                <w:sz w:val="18"/>
+              </w:rPr>
+              <w:t>06.03</w:t>
+            </w:r>
+          </w:p>
+        </w:tc>
+        <w:tc>
+          <w:tcPr>
+            <w:tcW w:type="dxa" w:w="3456"/>
+            <w:shd w:fill="FAF8F5"/>
+            <w:tcMar>
+              <w:top w:w="100" w:type="dxa"/>
+              <w:bottom w:w="100" w:type="dxa"/>
+              <w:left w:w="160" w:type="dxa"/>
+              <w:right w:w="160" w:type="dxa"/>
+            </w:tcMar>
+          </w:tcPr>
+          <w:p>
+            <w:pPr>
+              <w:jc w:val="left"/>
+            </w:pPr>
+            <w:r>
+              <w:rPr>
+                <w:rFonts w:ascii="Calibri" w:hAnsi="Calibri"/>
+                <w:color w:val="282C29"/>
+                <w:sz w:val="18"/>
+              </w:rPr>
+              <w:t>Water Resources Authority (WRA) Borehole Drilling Permit</w:t>
+            </w:r>
+          </w:p>
+        </w:tc>
+        <w:tc>
+          <w:tcPr>
+            <w:tcW w:type="dxa" w:w="2304"/>
+            <w:shd w:fill="FAF8F5"/>
+            <w:tcMar>
+              <w:top w:w="100" w:type="dxa"/>
+              <w:bottom w:w="100" w:type="dxa"/>
+              <w:left w:w="160" w:type="dxa"/>
+              <w:right w:w="160" w:type="dxa"/>
+            </w:tcMar>
+          </w:tcPr>
+          <w:p>
+            <w:pPr>
+              <w:jc w:val="left"/>
+            </w:pPr>
+            <w:r>
+              <w:rPr>
+                <w:rFonts w:ascii="Calibri" w:hAnsi="Calibri"/>
+                <w:color w:val="282C29"/>
+                <w:sz w:val="18"/>
+              </w:rPr>
+              <w:t>Statutory Approvals &amp; Permitting</w:t>
+            </w:r>
+          </w:p>
+        </w:tc>
+        <w:tc>
+          <w:tcPr>
+            <w:tcW w:type="dxa" w:w="864"/>
+            <w:shd w:fill="FAF8F5"/>
+            <w:tcMar>
+              <w:top w:w="100" w:type="dxa"/>
+              <w:bottom w:w="100" w:type="dxa"/>
+              <w:left w:w="160" w:type="dxa"/>
+              <w:right w:w="160" w:type="dxa"/>
+            </w:tcMar>
+          </w:tcPr>
+          <w:p>
+            <w:pPr>
+              <w:jc w:val="left"/>
+            </w:pPr>
+            <w:r>
+              <w:rPr>
+                <w:rFonts w:ascii="Calibri" w:hAnsi="Calibri"/>
+                <w:color w:val="282C29"/>
+                <w:sz w:val="18"/>
+              </w:rPr>
+              <w:t>PDF</w:t>
+            </w:r>
+          </w:p>
+        </w:tc>
+        <w:tc>
+          <w:tcPr>
+            <w:tcW w:type="dxa" w:w="1440"/>
+            <w:shd w:fill="FAF8F5"/>
+            <w:tcMar>
+              <w:top w:w="100" w:type="dxa"/>
+              <w:bottom w:w="100" w:type="dxa"/>
+              <w:left w:w="160" w:type="dxa"/>
+              <w:right w:w="160" w:type="dxa"/>
+            </w:tcMar>
+          </w:tcPr>
+          <w:p>
+            <w:pPr>
+              <w:jc w:val="left"/>
+            </w:pPr>
+            <w:r>
+              <w:rPr>
+                <w:rFonts w:ascii="Calibri" w:hAnsi="Calibri"/>
+                <w:color w:val="282C29"/>
+                <w:sz w:val="18"/>
+              </w:rPr>
+              <w:t>Tier 3 Approved</w:t>
+            </w:r>
+          </w:p>
+        </w:tc>
+        <w:tc>
+          <w:tcPr>
+            <w:tcW w:type="dxa" w:w="1152"/>
+            <w:shd w:fill="FAF8F5"/>
+            <w:tcMar>
+              <w:top w:w="100" w:type="dxa"/>
+              <w:bottom w:w="100" w:type="dxa"/>
+              <w:left w:w="160" w:type="dxa"/>
+              <w:right w:w="160" w:type="dxa"/>
+            </w:tcMar>
+          </w:tcPr>
+          <w:p>
+            <w:pPr>
+              <w:jc w:val="left"/>
+            </w:pPr>
+            <w:r>
+              <w:rPr>
+                <w:rFonts w:ascii="Calibri" w:hAnsi="Calibri"/>
+                <w:color w:val="282C29"/>
+                <w:sz w:val="18"/>
+              </w:rPr>
+              <w:t>Pending Final Site</w:t>
+            </w:r>
+          </w:p>
+        </w:tc>
+      </w:tr>
+    </w:tbl>
     <w:p>
       <w:pPr>
-        <w:pStyle w:val="ListBullet"/>
+        <w:spacing w:before="80" w:after="160"/>
       </w:pPr>
-      <w:r>
-        <w:t>Shareholder register and beneficial ownership</w:t>
-      </w:r>
-    </w:p>
-    <w:p>
-      <w:pPr>
-        <w:pStyle w:val="ListBullet"/>
-      </w:pPr>
-      <w:r>
-        <w:t>Director/management profiles and IDs through secure channel</w:t>
-      </w:r>
-    </w:p>
-    <w:p>
-      <w:pPr>
-        <w:pStyle w:val="ListBullet"/>
-      </w:pPr>
-      <w:r>
-        <w:t>Tax registration and compliance evidence</w:t>
-      </w:r>
-    </w:p>
-    <w:p>
-      <w:pPr>
-        <w:pStyle w:val="ListBullet"/>
-      </w:pPr>
-      <w:r>
-        <w:t>Existing land title, search, survey, rates/rent records and encumbrances</w:t>
-      </w:r>
-    </w:p>
-    <w:p>
-      <w:pPr>
-        <w:pStyle w:val="Heading2"/>
-      </w:pPr>
-      <w:r>
-        <w:t>B. Land acquisition</w:t>
-      </w:r>
-    </w:p>
-    <w:p>
-      <w:pPr>
-        <w:pStyle w:val="ListBullet"/>
-      </w:pPr>
-      <w:r>
-        <w:t>Seller/agent details and authority</w:t>
-      </w:r>
-    </w:p>
-    <w:p>
-      <w:pPr>
-        <w:pStyle w:val="ListBullet"/>
-      </w:pPr>
-      <w:r>
-        <w:t>Written offer/price and proposed terms</w:t>
-      </w:r>
-    </w:p>
-    <w:p>
-      <w:pPr>
-        <w:pStyle w:val="ListBullet"/>
-      </w:pPr>
-      <w:r>
-        <w:t>Title and encumbrance search</w:t>
-      </w:r>
-    </w:p>
-    <w:p>
-      <w:pPr>
-        <w:pStyle w:val="ListBullet"/>
-      </w:pPr>
-      <w:r>
-        <w:t>Boundary/access/easement verification</w:t>
-      </w:r>
-    </w:p>
-    <w:p>
-      <w:pPr>
-        <w:pStyle w:val="ListBullet"/>
-      </w:pPr>
-      <w:r>
-        <w:t>Conditions precedent, payment schedule and transfer costs</w:t>
-      </w:r>
-    </w:p>
-    <w:p>
-      <w:pPr>
-        <w:pStyle w:val="Heading2"/>
-      </w:pPr>
-      <w:r>
-        <w:t>C. Technical and site</w:t>
-      </w:r>
-    </w:p>
-    <w:p>
-      <w:pPr>
-        <w:pStyle w:val="ListBullet"/>
-      </w:pPr>
-      <w:r>
-        <w:t>Topographical/boundary survey</w:t>
-      </w:r>
-    </w:p>
-    <w:p>
-      <w:pPr>
-        <w:pStyle w:val="ListBullet"/>
-      </w:pPr>
-      <w:r>
-        <w:t>Geotechnical and soil report if commissioned</w:t>
-      </w:r>
-    </w:p>
-    <w:p>
-      <w:pPr>
-        <w:pStyle w:val="ListBullet"/>
-      </w:pPr>
-      <w:r>
-        <w:t>Water availability, abstraction rights and storage plan</w:t>
-      </w:r>
-    </w:p>
-    <w:p>
-      <w:pPr>
-        <w:pStyle w:val="ListBullet"/>
-      </w:pPr>
-      <w:r>
-        <w:t>Power/energy and backup plan</w:t>
-      </w:r>
-    </w:p>
-    <w:p>
-      <w:pPr>
-        <w:pStyle w:val="ListBullet"/>
-      </w:pPr>
-      <w:r>
-        <w:t>Access roads, drainage, wastewater and waste plan</w:t>
-      </w:r>
-    </w:p>
-    <w:p>
-      <w:pPr>
-        <w:pStyle w:val="ListBullet"/>
-      </w:pPr>
-      <w:r>
-        <w:t>Fire/emergency and security plan</w:t>
-      </w:r>
-    </w:p>
-    <w:p>
-      <w:pPr>
-        <w:pStyle w:val="Heading2"/>
-      </w:pPr>
-      <w:r>
-        <w:t>D. Planning and environmental</w:t>
-      </w:r>
-    </w:p>
-    <w:p>
-      <w:pPr>
-        <w:pStyle w:val="ListBullet"/>
-      </w:pPr>
-      <w:r>
-        <w:t>Land-use/planning confirmation</w:t>
-      </w:r>
-    </w:p>
-    <w:p>
-      <w:pPr>
-        <w:pStyle w:val="ListBullet"/>
-      </w:pPr>
-      <w:r>
-        <w:t>Approvals register and responsibility matrix</w:t>
-      </w:r>
-    </w:p>
-    <w:p>
-      <w:pPr>
-        <w:pStyle w:val="ListBullet"/>
-      </w:pPr>
-      <w:r>
-        <w:t>Environmental and social screening/assessment</w:t>
-      </w:r>
-    </w:p>
-    <w:p>
-      <w:pPr>
-        <w:pStyle w:val="ListBullet"/>
-      </w:pPr>
-      <w:r>
-        <w:t>Biodiversity/wildlife interface assessment where relevant</w:t>
-      </w:r>
-    </w:p>
-    <w:p>
-      <w:pPr>
-        <w:pStyle w:val="ListBullet"/>
-      </w:pPr>
-      <w:r>
-        <w:t>Building and tourism/food-service licensing pathway</w:t>
-      </w:r>
-    </w:p>
-    <w:p>
-      <w:pPr>
-        <w:pStyle w:val="Heading2"/>
-      </w:pPr>
-      <w:r>
-        <w:t>E. Market and operations</w:t>
-      </w:r>
-    </w:p>
-    <w:p>
-      <w:pPr>
-        <w:pStyle w:val="ListBullet"/>
-      </w:pPr>
-      <w:r>
-        <w:t>Market study and competitor set</w:t>
-      </w:r>
-    </w:p>
-    <w:p>
-      <w:pPr>
-        <w:pStyle w:val="ListBullet"/>
-      </w:pPr>
-      <w:r>
-        <w:t>Customer segments and seasonality</w:t>
-      </w:r>
-    </w:p>
-    <w:p>
-      <w:pPr>
-        <w:pStyle w:val="ListBullet"/>
-      </w:pPr>
-      <w:r>
-        <w:t>Rate/occupancy evidence and booking channel plan</w:t>
-      </w:r>
-    </w:p>
-    <w:p>
-      <w:pPr>
-        <w:pStyle w:val="ListBullet"/>
-      </w:pPr>
-      <w:r>
-        <w:t>Operator/manager proposals and draft heads of terms</w:t>
-      </w:r>
-    </w:p>
-    <w:p>
-      <w:pPr>
-        <w:pStyle w:val="ListBullet"/>
-      </w:pPr>
-      <w:r>
-        <w:t>Staffing model, procurement and service standards</w:t>
-      </w:r>
-    </w:p>
-    <w:p>
-      <w:pPr>
-        <w:pStyle w:val="Heading2"/>
-      </w:pPr>
-      <w:r>
-        <w:t>F. Design and cost</w:t>
-      </w:r>
-    </w:p>
-    <w:p>
-      <w:pPr>
-        <w:pStyle w:val="ListBullet"/>
-      </w:pPr>
-      <w:r>
-        <w:t>Architect brief and concept drawings</w:t>
-      </w:r>
-    </w:p>
-    <w:p>
-      <w:pPr>
-        <w:pStyle w:val="ListBullet"/>
-      </w:pPr>
-      <w:r>
-        <w:t>Site plan clearly labelled conceptual until surveyed</w:t>
-      </w:r>
-    </w:p>
-    <w:p>
-      <w:pPr>
-        <w:pStyle w:val="ListBullet"/>
-      </w:pPr>
-      <w:r>
-        <w:t>Unit mix and accommodation schedule (12–15 range)</w:t>
-      </w:r>
-    </w:p>
-    <w:p>
-      <w:pPr>
-        <w:pStyle w:val="ListBullet"/>
-      </w:pPr>
-      <w:r>
-        <w:t>QS cost plan with assumptions, exclusions and contingencies</w:t>
-      </w:r>
-    </w:p>
-    <w:p>
-      <w:pPr>
-        <w:pStyle w:val="ListBullet"/>
-      </w:pPr>
-      <w:r>
-        <w:t>Procurement and construction programme</w:t>
-      </w:r>
-    </w:p>
-    <w:p>
-      <w:pPr>
-        <w:pStyle w:val="ListBullet"/>
-      </w:pPr>
-      <w:r>
-        <w:t>FF&amp;E, IT, transport and pre-opening budgets</w:t>
-      </w:r>
-    </w:p>
-    <w:p>
-      <w:pPr>
-        <w:pStyle w:val="Heading2"/>
-      </w:pPr>
-      <w:r>
-        <w:t>G. Financial and investment</w:t>
-      </w:r>
-    </w:p>
-    <w:p>
-      <w:pPr>
-        <w:pStyle w:val="ListBullet"/>
-      </w:pPr>
-      <w:r>
-        <w:t>Integrated 10-year model with formula checks</w:t>
-      </w:r>
-    </w:p>
-    <w:p>
-      <w:pPr>
-        <w:pStyle w:val="ListBullet"/>
-      </w:pPr>
-      <w:r>
-        <w:t>Base/upside/downside scenarios</w:t>
-      </w:r>
-    </w:p>
-    <w:p>
-      <w:pPr>
-        <w:pStyle w:val="ListBullet"/>
-      </w:pPr>
-      <w:r>
-        <w:t>Sources and uses reconciliation to US$2.4m</w:t>
-      </w:r>
-    </w:p>
-    <w:p>
-      <w:pPr>
-        <w:pStyle w:val="ListBullet"/>
-      </w:pPr>
-      <w:r>
-        <w:t>Tax/VAT and financing assumptions reviewed by advisers</w:t>
-      </w:r>
-    </w:p>
-    <w:p>
-      <w:pPr>
-        <w:pStyle w:val="ListBullet"/>
-      </w:pPr>
-      <w:r>
-        <w:t>Capital structure, valuation and term-sheet drafts</w:t>
-      </w:r>
-    </w:p>
-    <w:p>
-      <w:pPr>
-        <w:pStyle w:val="ListBullet"/>
-      </w:pPr>
-      <w:r>
-        <w:t>Sensitivity analysis and funding-gap assessment</w:t>
-      </w:r>
-    </w:p>
-    <w:p>
-      <w:pPr>
-        <w:pStyle w:val="Heading2"/>
-      </w:pPr>
-      <w:r>
-        <w:t>H. Impact and stakeholder engagement</w:t>
-      </w:r>
-    </w:p>
-    <w:p>
-      <w:pPr>
-        <w:pStyle w:val="ListBullet"/>
-      </w:pPr>
-      <w:r>
-        <w:t>Local hiring and procurement plan</w:t>
-      </w:r>
-    </w:p>
-    <w:p>
-      <w:pPr>
-        <w:pStyle w:val="ListBullet"/>
-      </w:pPr>
-      <w:r>
-        <w:t>Community engagement record and consent where needed</w:t>
-      </w:r>
-    </w:p>
-    <w:p>
-      <w:pPr>
-        <w:pStyle w:val="ListBullet"/>
-      </w:pPr>
-      <w:r>
-        <w:t>Water, energy, waste and biodiversity targets</w:t>
-      </w:r>
-    </w:p>
-    <w:p>
-      <w:pPr>
-        <w:pStyle w:val="ListBullet"/>
-      </w:pPr>
-      <w:r>
-        <w:t>Monitoring and reporting framework</w:t>
-      </w:r>
-    </w:p>
-    <w:p>
-      <w:pPr>
-        <w:pStyle w:val="Heading2"/>
-      </w:pPr>
-      <w:r>
-        <w:t>I. Transaction and investor process</w:t>
-      </w:r>
-    </w:p>
-    <w:p>
-      <w:pPr>
-        <w:pStyle w:val="ListBullet"/>
-      </w:pPr>
-      <w:r>
-        <w:t>NDA template</w:t>
-      </w:r>
-    </w:p>
-    <w:p>
-      <w:pPr>
-        <w:pStyle w:val="ListBullet"/>
-      </w:pPr>
-      <w:r>
-        <w:t>Investor presentation and teaser</w:t>
-      </w:r>
-    </w:p>
-    <w:p>
-      <w:pPr>
-        <w:pStyle w:val="ListBullet"/>
-      </w:pPr>
-      <w:r>
-        <w:t>Investor Q&amp;A log</w:t>
-      </w:r>
-    </w:p>
-    <w:p>
-      <w:pPr>
-        <w:pStyle w:val="ListBullet"/>
-      </w:pPr>
-      <w:r>
-        <w:t>Diligence request list and response log</w:t>
-      </w:r>
-    </w:p>
-    <w:p>
-      <w:pPr>
-        <w:pStyle w:val="ListBullet"/>
-      </w:pPr>
-      <w:r>
-        <w:t>Term sheet and definitive agreements when applicable</w:t>
-      </w:r>
-    </w:p>
-    <w:p>
-      <w:r>
-        <w:t>Status codes recommended: Not started / Requested / In preparation / Draft / Verified / Shared under NDA. Assign an owner, date, version and access permission to each file. Never upload identity, banking or other sensitive information to a broadly accessible data room.</w:t>
-      </w:r>
     </w:p>
     <w:sectPr>
-      <w:footerReference w:type="default" r:id="rId9"/>
+      <w:headerReference w:type="default" r:id="rId9"/>
+      <w:footerReference w:type="default" r:id="rId10"/>
       <w:pgSz w:w="12240" w:h="15840"/>
-      <w:pgMar w:top="936" w:right="1080" w:bottom="936" w:left="1080" w:header="720" w:footer="720" w:gutter="0"/>
+      <w:pgMar w:top="1152" w:right="1224" w:bottom="1152" w:left="1224" w:header="720" w:footer="720" w:gutter="0"/>
       <w:cols w:space="720"/>
       <w:docGrid w:linePitch="360"/>
     </w:sectPr>
@@ -514,13 +4230,33 @@
     </w:pPr>
     <w:r>
       <w:rPr>
-        <w:color w:val="65736D"/>
+        <w:rFonts w:ascii="Calibri" w:hAnsi="Calibri"/>
+        <w:color w:val="969696"/>
         <w:sz w:val="16"/>
       </w:rPr>
-      <w:t>CONFIDENTIAL WORKING DRAFT • Subject to verification, feasibility and professional due diligence</w:t>
+      <w:t>CONFIDENTIAL — FOR QUALIFIED INVESTOR REVIEW ONLY — SEGERA, LAIKIPIA, KENYA</w:t>
     </w:r>
   </w:p>
 </w:ftr>
+</file>
+
+<file path=word/header1.xml><?xml version="1.0" encoding="utf-8"?>
+<w:hdr xmlns:m="http://schemas.openxmlformats.org/officeDocument/2006/math" xmlns:mc="http://schemas.openxmlformats.org/markup-compatibility/2006" xmlns:mo="http://schemas.microsoft.com/office/mac/office/2008/main" xmlns:mv="urn:schemas-microsoft-com:mac:vml" xmlns:o="urn:schemas-microsoft-com:office:office" xmlns:r="http://schemas.openxmlformats.org/officeDocument/2006/relationships" xmlns:v="urn:schemas-microsoft-com:vml" xmlns:w10="urn:schemas-microsoft-com:office:word" xmlns:w14="http://schemas.microsoft.com/office/word/2010/wordml" xmlns:w="http://schemas.openxmlformats.org/wordprocessingml/2006/main" xmlns:wne="http://schemas.microsoft.com/office/word/2006/wordml" xmlns:wp14="http://schemas.microsoft.com/office/word/2010/wordprocessingDrawing" xmlns:wp="http://schemas.openxmlformats.org/drawingml/2006/wordprocessingDrawing" xmlns:wpc="http://schemas.microsoft.com/office/word/2010/wordprocessingCanvas" xmlns:wpg="http://schemas.microsoft.com/office/word/2010/wordprocessingGroup" xmlns:wpi="http://schemas.microsoft.com/office/word/2010/wordprocessingInk" xmlns:wps="http://schemas.microsoft.com/office/word/2010/wordprocessingShape" mc:Ignorable="w14 wp14">
+  <w:p>
+    <w:pPr>
+      <w:pStyle w:val="Header"/>
+      <w:jc w:val="right"/>
+    </w:pPr>
+    <w:r>
+      <w:rPr>
+        <w:rFonts w:ascii="Calibri" w:hAnsi="Calibri"/>
+        <w:color w:val="A88B65"/>
+        <w:sz w:val="16"/>
+      </w:rPr>
+      <w:t>JONIK NDOVU FARM · DOC-09 · TIER 3 APPROVED</w:t>
+    </w:r>
+  </w:p>
+</w:hdr>
 </file>
 
 <file path=word/numbering.xml><?xml version="1.0" encoding="utf-8"?>
@@ -886,11 +4622,6 @@
     <w:name w:val="Normal"/>
     <w:qFormat/>
     <w:rsid w:val="00FC693F"/>
-    <w:rPr>
-      <w:rFonts w:ascii="Aptos" w:hAnsi="Aptos"/>
-      <w:color w:val="23312C"/>
-      <w:sz w:val="20"/>
-    </w:rPr>
   </w:style>
   <w:style w:type="paragraph" w:styleId="Header">
     <w:name w:val="header"/>
@@ -951,11 +4682,11 @@
       <w:outlineLvl w:val="0"/>
     </w:pPr>
     <w:rPr>
-      <w:rFonts w:asciiTheme="majorHAnsi" w:eastAsiaTheme="majorEastAsia" w:hAnsiTheme="majorHAnsi" w:cstheme="majorBidi" w:ascii="Aptos Display" w:hAnsi="Aptos Display"/>
+      <w:rFonts w:asciiTheme="majorHAnsi" w:eastAsiaTheme="majorEastAsia" w:hAnsiTheme="majorHAnsi" w:cstheme="majorBidi"/>
       <w:b/>
       <w:bCs/>
-      <w:color w:val="153F35"/>
-      <w:sz w:val="38"/>
+      <w:color w:val="365F91" w:themeColor="accent1" w:themeShade="BF"/>
+      <w:sz w:val="28"/>
       <w:szCs w:val="28"/>
     </w:rPr>
   </w:style>
@@ -975,10 +4706,10 @@
       <w:outlineLvl w:val="1"/>
     </w:pPr>
     <w:rPr>
-      <w:rFonts w:asciiTheme="majorHAnsi" w:eastAsiaTheme="majorEastAsia" w:hAnsiTheme="majorHAnsi" w:cstheme="majorBidi" w:ascii="Aptos Display" w:hAnsi="Aptos Display"/>
+      <w:rFonts w:asciiTheme="majorHAnsi" w:eastAsiaTheme="majorEastAsia" w:hAnsiTheme="majorHAnsi" w:cstheme="majorBidi"/>
       <w:b/>
       <w:bCs/>
-      <w:color w:val="2F6655"/>
+      <w:color w:val="4F81BD" w:themeColor="accent1"/>
       <w:sz w:val="26"/>
       <w:szCs w:val="26"/>
     </w:rPr>
@@ -999,11 +4730,10 @@
       <w:outlineLvl w:val="2"/>
     </w:pPr>
     <w:rPr>
-      <w:rFonts w:asciiTheme="majorHAnsi" w:eastAsiaTheme="majorEastAsia" w:hAnsiTheme="majorHAnsi" w:cstheme="majorBidi" w:ascii="Aptos Display" w:hAnsi="Aptos Display"/>
+      <w:rFonts w:asciiTheme="majorHAnsi" w:eastAsiaTheme="majorEastAsia" w:hAnsiTheme="majorHAnsi" w:cstheme="majorBidi"/>
       <w:b/>
       <w:bCs/>
-      <w:color w:val="B78A4A"/>
-      <w:sz w:val="22"/>
+      <w:color w:val="4F81BD" w:themeColor="accent1"/>
     </w:rPr>
   </w:style>
   <w:style w:type="paragraph" w:styleId="Heading4">
@@ -1241,12 +4971,11 @@
       <w:contextualSpacing/>
     </w:pPr>
     <w:rPr>
-      <w:rFonts w:asciiTheme="majorHAnsi" w:eastAsiaTheme="majorEastAsia" w:hAnsiTheme="majorHAnsi" w:cstheme="majorBidi" w:ascii="Aptos Display" w:hAnsi="Aptos Display"/>
-      <w:b/>
-      <w:color w:val="153F35"/>
+      <w:rFonts w:asciiTheme="majorHAnsi" w:eastAsiaTheme="majorEastAsia" w:hAnsiTheme="majorHAnsi" w:cstheme="majorBidi"/>
+      <w:color w:val="17365D" w:themeColor="text2" w:themeShade="BF"/>
       <w:spacing w:val="5"/>
       <w:kern w:val="28"/>
-      <w:sz w:val="56"/>
+      <w:sz w:val="52"/>
       <w:szCs w:val="52"/>
     </w:rPr>
   </w:style>
